--- a/templets/المحضر الشهري لتسلم الخدمة.docx
+++ b/templets/المحضر الشهري لتسلم الخدمة.docx
@@ -19,15 +19,15 @@
         <mc:AlternateContent>
           <mc:Choice Requires="wps">
             <w:drawing>
-              <wp:anchor distT="0" distB="28575" distL="0" distR="19050" simplePos="0" relativeHeight="4" behindDoc="0" locked="0" layoutInCell="1" allowOverlap="1" wp14:anchorId="73B37377">
+              <wp:anchor distT="7620" distB="6350" distL="6985" distR="6985" simplePos="0" relativeHeight="10" behindDoc="0" locked="0" layoutInCell="1" allowOverlap="1" wp14:anchorId="73B37377">
                 <wp:simplePos x="0" y="0"/>
                 <wp:positionH relativeFrom="column">
-                  <wp:posOffset>461645</wp:posOffset>
+                  <wp:posOffset>221615</wp:posOffset>
                 </wp:positionH>
                 <wp:positionV relativeFrom="paragraph">
                   <wp:posOffset>135890</wp:posOffset>
                 </wp:positionV>
-                <wp:extent cx="5238750" cy="752475"/>
+                <wp:extent cx="5238750" cy="965835"/>
                 <wp:effectExtent l="6985" t="7620" r="6985" b="6350"/>
                 <wp:wrapNone/>
                 <wp:docPr id="1" name="Rectangle : coins arrondis 12"/>
@@ -38,7 +38,7 @@
                       <wps:spPr>
                         <a:xfrm>
                           <a:off x="0" y="0"/>
-                          <a:ext cx="5238720" cy="752400"/>
+                          <a:ext cx="5238720" cy="965880"/>
                         </a:xfrm>
                         <a:prstGeom prst="roundRect">
                           <a:avLst>
@@ -166,7 +166,7 @@
           </mc:Choice>
           <mc:Fallback>
             <w:pict>
-              <v:roundrect id="shape_0" fillcolor="white" stroked="t" o:allowincell="f" style="position:absolute;margin-left:36.35pt;margin-top:10.7pt;width:412.45pt;height:59.2pt;mso-wrap-style:square;v-text-anchor:top" wp14:anchorId="73B37377">
+              <v:roundrect id="shape_0" fillcolor="white" stroked="t" o:allowincell="f" style="position:absolute;margin-left:17.45pt;margin-top:10.7pt;width:412.45pt;height:76pt;mso-wrap-style:square;v-text-anchor:top" wp14:anchorId="73B37377">
                 <v:fill o:detectmouseclick="t" type="solid" color2="black"/>
                 <v:stroke color="black" weight="12600" joinstyle="miter" endcap="flat"/>
                 <v:textbox>
@@ -377,7 +377,7 @@
     </w:p>
     <w:tbl>
       <w:tblPr>
-        <w:tblW w:w="9918" w:type="dxa"/>
+        <w:tblW w:w="9270" w:type="dxa"/>
         <w:jc w:val="center"/>
         <w:tblInd w:w="0" w:type="dxa"/>
         <w:tblLayout w:type="fixed"/>
@@ -390,8 +390,8 @@
         <w:tblLook w:noHBand="0" w:noVBand="1" w:firstColumn="1" w:lastRow="0" w:lastColumn="0" w:firstRow="1" w:val="04a0"/>
       </w:tblPr>
       <w:tblGrid>
-        <w:gridCol w:w="3829"/>
-        <w:gridCol w:w="6089"/>
+        <w:gridCol w:w="4580"/>
+        <w:gridCol w:w="4690"/>
       </w:tblGrid>
       <w:tr>
         <w:trPr>
@@ -399,7 +399,7 @@
         </w:trPr>
         <w:tc>
           <w:tcPr>
-            <w:tcW w:w="3829" w:type="dxa"/>
+            <w:tcW w:w="4580" w:type="dxa"/>
             <w:tcBorders>
               <w:top w:val="single" w:sz="4" w:space="0" w:color="000000"/>
               <w:start w:val="single" w:sz="4" w:space="0" w:color="000000"/>
@@ -433,7 +433,7 @@
         </w:tc>
         <w:tc>
           <w:tcPr>
-            <w:tcW w:w="6089" w:type="dxa"/>
+            <w:tcW w:w="4690" w:type="dxa"/>
             <w:tcBorders>
               <w:top w:val="single" w:sz="4" w:space="0" w:color="000000"/>
               <w:start w:val="single" w:sz="4" w:space="0" w:color="000000"/>
@@ -472,7 +472,7 @@
         </w:trPr>
         <w:tc>
           <w:tcPr>
-            <w:tcW w:w="3829" w:type="dxa"/>
+            <w:tcW w:w="4580" w:type="dxa"/>
             <w:tcBorders>
               <w:top w:val="single" w:sz="4" w:space="0" w:color="000000"/>
               <w:start w:val="single" w:sz="4" w:space="0" w:color="000000"/>
@@ -500,7 +500,7 @@
         </w:tc>
         <w:tc>
           <w:tcPr>
-            <w:tcW w:w="6089" w:type="dxa"/>
+            <w:tcW w:w="4690" w:type="dxa"/>
             <w:tcBorders>
               <w:top w:val="single" w:sz="4" w:space="0" w:color="000000"/>
               <w:start w:val="single" w:sz="4" w:space="0" w:color="000000"/>
@@ -534,7 +534,7 @@
         </w:trPr>
         <w:tc>
           <w:tcPr>
-            <w:tcW w:w="3829" w:type="dxa"/>
+            <w:tcW w:w="4580" w:type="dxa"/>
             <w:tcBorders>
               <w:top w:val="single" w:sz="4" w:space="0" w:color="000000"/>
               <w:start w:val="single" w:sz="4" w:space="0" w:color="000000"/>
@@ -562,7 +562,7 @@
         </w:tc>
         <w:tc>
           <w:tcPr>
-            <w:tcW w:w="6089" w:type="dxa"/>
+            <w:tcW w:w="4690" w:type="dxa"/>
             <w:tcBorders>
               <w:top w:val="single" w:sz="4" w:space="0" w:color="000000"/>
               <w:start w:val="single" w:sz="4" w:space="0" w:color="000000"/>
@@ -608,119 +608,138 @@
     <w:p>
       <w:pPr>
         <w:pStyle w:val="BodyText"/>
-        <w:spacing w:lineRule="auto" w:line="360"/>
-        <w:jc w:val="start"/>
+        <w:widowControl/>
+        <w:suppressAutoHyphens w:val="true"/>
+        <w:bidi w:val="0"/>
+        <w:spacing w:lineRule="auto" w:line="360" w:before="0" w:after="0"/>
+        <w:ind w:hanging="0" w:start="0" w:end="-180"/>
+        <w:jc w:val="both"/>
+        <w:rPr>
+          <w:sz w:val="24"/>
+        </w:rPr>
+      </w:pPr>
+      <w:r>
         <w:rPr>
           <w:rFonts w:cs="Calibri"/>
           <w:b w:val="false"/>
           <w:bCs/>
-        </w:rPr>
-      </w:pPr>
+          <w:sz w:val="24"/>
+          <w:szCs w:val="24"/>
+        </w:rPr>
+        <w:t>Attestons que les prestations objet du marché</w:t>
+      </w:r>
+      <w:r>
+        <w:rPr>
+          <w:b w:val="false"/>
+          <w:bCs/>
+          <w:sz w:val="24"/>
+          <w:szCs w:val="24"/>
+        </w:rPr>
+        <w:t xml:space="preserve"> </w:t>
+      </w:r>
+      <w:r>
+        <w:rPr>
+          <w:rFonts w:eastAsia="Tahoma" w:cs="" w:cstheme="majorBidi"/>
+          <w:spacing w:val="5"/>
+          <w:sz w:val="24"/>
+          <w:szCs w:val="24"/>
+          <w:shd w:fill="FFFFFF" w:val="clear"/>
+        </w:rPr>
+        <w:t>N° : 10EXP/2025/AZ</w:t>
+      </w:r>
       <w:r>
         <w:rPr>
           <w:rFonts w:cs="Calibri"/>
           <w:b w:val="false"/>
           <w:bCs/>
-        </w:rPr>
-        <w:t>Attestons que les prestations objet du marché</w:t>
+          <w:sz w:val="24"/>
+          <w:szCs w:val="24"/>
+        </w:rPr>
+        <w:t xml:space="preserve"> ayant pour</w:t>
       </w:r>
       <w:r>
         <w:rPr>
+          <w:rFonts w:cs="Calibri" w:ascii="Calibri" w:hAnsi="Calibri"/>
           <w:b w:val="false"/>
           <w:bCs/>
-          <w:sz w:val="20"/>
+          <w:sz w:val="24"/>
+          <w:szCs w:val="24"/>
         </w:rPr>
         <w:t xml:space="preserve"> </w:t>
       </w:r>
       <w:r>
         <w:rPr>
-          <w:rFonts w:eastAsia="Tahoma" w:cs="Times New Roman" w:cstheme="majorBidi"/>
-          <w:spacing w:val="5"/>
-          <w:sz w:val="22"/>
-          <w:szCs w:val="22"/>
-          <w:shd w:fill="FFFFFF" w:val="clear"/>
-        </w:rPr>
-        <w:t>N° : 10EXP/2025/AZ</w:t>
-      </w:r>
-      <w:r>
-        <w:rPr>
           <w:rFonts w:cs="Calibri"/>
           <w:b w:val="false"/>
           <w:bCs/>
-        </w:rPr>
-        <w:t xml:space="preserve"> ayant pour</w:t>
+          <w:sz w:val="24"/>
+          <w:szCs w:val="24"/>
+        </w:rPr>
+        <w:t>objet la</w:t>
       </w:r>
       <w:r>
         <w:rPr>
           <w:rFonts w:cs="Calibri" w:ascii="Calibri" w:hAnsi="Calibri"/>
           <w:b w:val="false"/>
           <w:bCs/>
-        </w:rPr>
-        <w:t xml:space="preserve"> </w:t>
+          <w:sz w:val="24"/>
+          <w:szCs w:val="24"/>
+        </w:rPr>
+        <w:t xml:space="preserve"> prestation de restauration au profit de l’internat du : </w:t>
+      </w:r>
+      <w:r>
+        <w:rPr>
+          <w:rFonts w:cs="Calibri" w:ascii="Calibri" w:hAnsi="Calibri"/>
+          <w:i/>
+          <w:iCs/>
+          <w:sz w:val="24"/>
+          <w:szCs w:val="24"/>
+        </w:rPr>
+        <w:t xml:space="preserve">Lycée Qualifiant Hassan I </w:t>
       </w:r>
       <w:r>
         <w:rPr>
           <w:rFonts w:cs="Calibri"/>
           <w:b w:val="false"/>
           <w:bCs/>
-        </w:rPr>
-        <w:t>objet la</w:t>
+          <w:sz w:val="24"/>
+          <w:szCs w:val="24"/>
+        </w:rPr>
+        <w:t xml:space="preserve">Ont été réellement exécutées par la société : </w:t>
       </w:r>
       <w:r>
         <w:rPr>
-          <w:rFonts w:cs="Calibri" w:ascii="Calibri" w:hAnsi="Calibri"/>
-          <w:b w:val="false"/>
-          <w:bCs/>
-        </w:rPr>
-        <w:t xml:space="preserve"> prestation de restauration au profit de l’internat du </w:t>
-      </w:r>
-      <w:r>
-        <w:rPr>
-          <w:rFonts w:cs="Calibri" w:ascii="Calibri" w:hAnsi="Calibri"/>
-        </w:rPr>
-        <w:t>Lycée Qualifiant Hassan I</w:t>
-      </w:r>
-      <w:r>
-        <w:rPr>
-          <w:rFonts w:cs="Calibri" w:ascii="Calibri" w:hAnsi="Calibri"/>
-          <w:b w:val="false"/>
-          <w:bCs/>
-        </w:rPr>
-        <w:t xml:space="preserve"> </w:t>
+          <w:rFonts w:cs="Calibri"/>
+          <w:sz w:val="24"/>
+          <w:szCs w:val="24"/>
+        </w:rPr>
+        <w:t>Alpha man power</w:t>
       </w:r>
       <w:r>
         <w:rPr>
           <w:rFonts w:cs="Calibri"/>
           <w:b w:val="false"/>
           <w:bCs/>
-        </w:rPr>
-        <w:t xml:space="preserve">Ont été réellement exécutées par la société : </w:t>
+          <w:sz w:val="24"/>
+          <w:szCs w:val="24"/>
+        </w:rPr>
+        <w:t xml:space="preserve"> conformément aux spécifications techniques exigées par le CPS au titre du mois : </w:t>
       </w:r>
       <w:r>
         <w:rPr>
           <w:rFonts w:cs="Calibri"/>
-        </w:rPr>
-        <w:t>Alpha man power</w:t>
+          <w:sz w:val="24"/>
+          <w:szCs w:val="24"/>
+        </w:rPr>
+        <w:t>Janvier 2026</w:t>
       </w:r>
       <w:r>
         <w:rPr>
           <w:rFonts w:cs="Calibri"/>
           <w:b w:val="false"/>
           <w:bCs/>
-        </w:rPr>
-        <w:t xml:space="preserve"> conformément aux spécifications techniques exigées par le CPS au titre du mois : </w:t>
-      </w:r>
-      <w:r>
-        <w:rPr>
-          <w:rFonts w:cs="Calibri"/>
-        </w:rPr>
-        <w:t>Janvier 2026</w:t>
-      </w:r>
-      <w:r>
-        <w:rPr>
-          <w:rFonts w:cs="Calibri"/>
-          <w:b w:val="false"/>
-          <w:bCs/>
+          <w:sz w:val="24"/>
+          <w:szCs w:val="24"/>
         </w:rPr>
         <w:t>.à hauteur des quantités suivantes :</w:t>
       </w:r>
@@ -759,10 +778,10 @@
         <w:tblLook w:noHBand="0" w:noVBand="1" w:firstColumn="1" w:lastRow="0" w:lastColumn="0" w:firstRow="1" w:val="04a0"/>
       </w:tblPr>
       <w:tblGrid>
-        <w:gridCol w:w="1357"/>
-        <w:gridCol w:w="2836"/>
-        <w:gridCol w:w="2975"/>
-        <w:gridCol w:w="2209"/>
+        <w:gridCol w:w="1354"/>
+        <w:gridCol w:w="2839"/>
+        <w:gridCol w:w="2971"/>
+        <w:gridCol w:w="2213"/>
       </w:tblGrid>
       <w:tr>
         <w:trPr>
@@ -770,7 +789,7 @@
         </w:trPr>
         <w:tc>
           <w:tcPr>
-            <w:tcW w:w="1357" w:type="dxa"/>
+            <w:tcW w:w="1354" w:type="dxa"/>
             <w:tcBorders>
               <w:top w:val="single" w:sz="4" w:space="0" w:color="000000"/>
               <w:start w:val="single" w:sz="4" w:space="0" w:color="000000"/>
@@ -804,7 +823,7 @@
         </w:tc>
         <w:tc>
           <w:tcPr>
-            <w:tcW w:w="2836" w:type="dxa"/>
+            <w:tcW w:w="2839" w:type="dxa"/>
             <w:tcBorders>
               <w:top w:val="single" w:sz="4" w:space="0" w:color="000000"/>
               <w:start w:val="single" w:sz="4" w:space="0" w:color="000000"/>
@@ -838,7 +857,7 @@
         </w:tc>
         <w:tc>
           <w:tcPr>
-            <w:tcW w:w="2975" w:type="dxa"/>
+            <w:tcW w:w="2971" w:type="dxa"/>
             <w:tcBorders>
               <w:top w:val="single" w:sz="4" w:space="0" w:color="000000"/>
               <w:start w:val="single" w:sz="4" w:space="0" w:color="000000"/>
@@ -872,7 +891,7 @@
         </w:tc>
         <w:tc>
           <w:tcPr>
-            <w:tcW w:w="2209" w:type="dxa"/>
+            <w:tcW w:w="2213" w:type="dxa"/>
             <w:tcBorders>
               <w:top w:val="single" w:sz="4" w:space="0" w:color="000000"/>
               <w:start w:val="single" w:sz="4" w:space="0" w:color="000000"/>
@@ -911,7 +930,7 @@
         </w:trPr>
         <w:tc>
           <w:tcPr>
-            <w:tcW w:w="1357" w:type="dxa"/>
+            <w:tcW w:w="1354" w:type="dxa"/>
             <w:tcBorders>
               <w:top w:val="single" w:sz="4" w:space="0" w:color="000000"/>
               <w:start w:val="single" w:sz="4" w:space="0" w:color="000000"/>
@@ -942,7 +961,7 @@
         </w:tc>
         <w:tc>
           <w:tcPr>
-            <w:tcW w:w="2836" w:type="dxa"/>
+            <w:tcW w:w="2839" w:type="dxa"/>
             <w:tcBorders>
               <w:top w:val="single" w:sz="4" w:space="0" w:color="000000"/>
               <w:start w:val="single" w:sz="4" w:space="0" w:color="000000"/>
@@ -974,7 +993,7 @@
         </w:tc>
         <w:tc>
           <w:tcPr>
-            <w:tcW w:w="2975" w:type="dxa"/>
+            <w:tcW w:w="2971" w:type="dxa"/>
             <w:tcBorders>
               <w:top w:val="single" w:sz="4" w:space="0" w:color="000000"/>
               <w:start w:val="single" w:sz="4" w:space="0" w:color="000000"/>
@@ -1007,7 +1026,7 @@
         </w:tc>
         <w:tc>
           <w:tcPr>
-            <w:tcW w:w="2209" w:type="dxa"/>
+            <w:tcW w:w="2213" w:type="dxa"/>
             <w:tcBorders>
               <w:top w:val="single" w:sz="4" w:space="0" w:color="000000"/>
               <w:start w:val="single" w:sz="4" w:space="0" w:color="000000"/>
@@ -1049,7 +1068,7 @@
         </w:trPr>
         <w:tc>
           <w:tcPr>
-            <w:tcW w:w="1357" w:type="dxa"/>
+            <w:tcW w:w="1354" w:type="dxa"/>
             <w:tcBorders>
               <w:top w:val="single" w:sz="4" w:space="0" w:color="000000"/>
               <w:start w:val="single" w:sz="4" w:space="0" w:color="000000"/>
@@ -1080,7 +1099,7 @@
         </w:tc>
         <w:tc>
           <w:tcPr>
-            <w:tcW w:w="2836" w:type="dxa"/>
+            <w:tcW w:w="2839" w:type="dxa"/>
             <w:tcBorders>
               <w:top w:val="single" w:sz="4" w:space="0" w:color="000000"/>
               <w:start w:val="single" w:sz="4" w:space="0" w:color="000000"/>
@@ -1112,7 +1131,7 @@
         </w:tc>
         <w:tc>
           <w:tcPr>
-            <w:tcW w:w="2975" w:type="dxa"/>
+            <w:tcW w:w="2971" w:type="dxa"/>
             <w:tcBorders>
               <w:top w:val="single" w:sz="4" w:space="0" w:color="000000"/>
               <w:start w:val="single" w:sz="4" w:space="0" w:color="000000"/>
@@ -1145,7 +1164,7 @@
         </w:tc>
         <w:tc>
           <w:tcPr>
-            <w:tcW w:w="2209" w:type="dxa"/>
+            <w:tcW w:w="2213" w:type="dxa"/>
             <w:tcBorders>
               <w:top w:val="single" w:sz="4" w:space="0" w:color="000000"/>
               <w:start w:val="single" w:sz="4" w:space="0" w:color="000000"/>
@@ -1187,7 +1206,7 @@
         </w:trPr>
         <w:tc>
           <w:tcPr>
-            <w:tcW w:w="1357" w:type="dxa"/>
+            <w:tcW w:w="1354" w:type="dxa"/>
             <w:tcBorders>
               <w:top w:val="single" w:sz="4" w:space="0" w:color="000000"/>
               <w:start w:val="single" w:sz="4" w:space="0" w:color="000000"/>
@@ -1218,7 +1237,7 @@
         </w:tc>
         <w:tc>
           <w:tcPr>
-            <w:tcW w:w="2836" w:type="dxa"/>
+            <w:tcW w:w="2839" w:type="dxa"/>
             <w:tcBorders>
               <w:top w:val="single" w:sz="4" w:space="0" w:color="000000"/>
               <w:start w:val="single" w:sz="4" w:space="0" w:color="000000"/>
@@ -1250,7 +1269,7 @@
         </w:tc>
         <w:tc>
           <w:tcPr>
-            <w:tcW w:w="2975" w:type="dxa"/>
+            <w:tcW w:w="2971" w:type="dxa"/>
             <w:tcBorders>
               <w:top w:val="single" w:sz="4" w:space="0" w:color="000000"/>
               <w:start w:val="single" w:sz="4" w:space="0" w:color="000000"/>
@@ -1283,7 +1302,7 @@
         </w:tc>
         <w:tc>
           <w:tcPr>
-            <w:tcW w:w="2209" w:type="dxa"/>
+            <w:tcW w:w="2213" w:type="dxa"/>
             <w:tcBorders>
               <w:top w:val="single" w:sz="4" w:space="0" w:color="000000"/>
               <w:start w:val="single" w:sz="4" w:space="0" w:color="000000"/>
@@ -1538,6 +1557,7 @@
             <w:pPr>
               <w:pStyle w:val="BodyText"/>
               <w:widowControl/>
+              <w:suppressAutoHyphens w:val="true"/>
               <w:spacing w:lineRule="auto" w:line="276" w:before="0" w:after="0"/>
               <w:rPr>
                 <w:b w:val="false"/>
@@ -1572,6 +1592,7 @@
             <w:pPr>
               <w:pStyle w:val="BodyText"/>
               <w:widowControl/>
+              <w:suppressAutoHyphens w:val="true"/>
               <w:spacing w:lineRule="auto" w:line="276" w:before="0" w:after="0"/>
               <w:rPr>
                 <w:b w:val="false"/>
@@ -1605,6 +1626,7 @@
             <w:pPr>
               <w:pStyle w:val="BodyText"/>
               <w:widowControl/>
+              <w:suppressAutoHyphens w:val="true"/>
               <w:spacing w:lineRule="auto" w:line="276" w:before="0" w:after="0"/>
               <w:rPr>
                 <w:b w:val="false"/>
@@ -1641,26 +1663,6 @@
         </w:rPr>
       </w:r>
     </w:p>
-    <w:p>
-      <w:pPr>
-        <w:pStyle w:val="Normal"/>
-        <w:spacing w:before="0" w:after="160"/>
-        <w:rPr>
-          <w:rFonts w:ascii="Amiri" w:hAnsi="Amiri" w:cs="GE Jarida Heavy"/>
-          <w:sz w:val="28"/>
-          <w:szCs w:val="28"/>
-          <w:lang w:val="fr-FR"/>
-        </w:rPr>
-      </w:pPr>
-      <w:r>
-        <w:rPr>
-          <w:rFonts w:cs="GE Jarida Heavy" w:ascii="Amiri" w:hAnsi="Amiri"/>
-          <w:sz w:val="28"/>
-          <w:szCs w:val="28"/>
-          <w:lang w:val="fr-FR"/>
-        </w:rPr>
-      </w:r>
-    </w:p>
     <w:sectPr>
       <w:headerReference w:type="even" r:id="rId2"/>
       <w:headerReference w:type="default" r:id="rId3"/>
@@ -1670,7 +1672,7 @@
       <w:footerReference w:type="first" r:id="rId7"/>
       <w:type w:val="nextPage"/>
       <w:pgSz w:w="11906" w:h="16838"/>
-      <w:pgMar w:left="1418" w:right="1418" w:gutter="0" w:header="2041" w:top="2098" w:footer="709" w:bottom="766"/>
+      <w:pgMar w:left="1418" w:right="1393" w:gutter="0" w:header="2041" w:top="2098" w:footer="709" w:bottom="766"/>
       <w:pgNumType w:fmt="decimal"/>
       <w:formProt w:val="false"/>
       <w:textDirection w:val="lrTb"/>
@@ -1693,12 +1695,10 @@
     </w:pPr>
     <w:r>
       <w:rPr/>
-    </w:r>
-    <w:r>
       <mc:AlternateContent>
         <mc:Choice Requires="wps">
           <w:drawing>
-            <wp:anchor distT="0" distB="0" distL="0" distR="0" simplePos="0" relativeHeight="0" behindDoc="0" locked="0" layoutInCell="1" allowOverlap="1">
+            <wp:anchor distT="0" distB="0" distL="0" distR="0" simplePos="0" relativeHeight="5" behindDoc="1" locked="0" layoutInCell="0" allowOverlap="1">
               <wp:simplePos x="0" y="0"/>
               <wp:positionH relativeFrom="margin">
                 <wp:align>center</wp:align>
@@ -1713,52 +1713,70 @@
               <a:graphic xmlns:a="http://schemas.openxmlformats.org/drawingml/2006/main">
                 <a:graphicData uri="http://schemas.microsoft.com/office/word/2010/wordprocessingShape">
                   <wps:wsp>
-                    <wps:cNvSpPr txBox="1"/>
+                    <wps:cNvSpPr/>
                     <wps:spPr>
                       <a:xfrm>
                         <a:off x="0" y="0"/>
-                        <a:ext cx="14605" cy="14605"/>
+                        <a:ext cx="14760" cy="14760"/>
                       </a:xfrm>
-                      <a:prstGeom prst="rect"/>
-                      <a:solidFill>
-                        <a:srgbClr val="FFFFFF">
-                          <a:alpha val="0"/>
-                        </a:srgbClr>
-                      </a:solidFill>
+                      <a:prstGeom prst="rect">
+                        <a:avLst/>
+                      </a:prstGeom>
+                      <a:noFill/>
+                      <a:ln w="0">
+                        <a:noFill/>
+                      </a:ln>
                     </wps:spPr>
+                    <wps:style>
+                      <a:lnRef idx="0"/>
+                      <a:fillRef idx="0"/>
+                      <a:effectRef idx="0"/>
+                      <a:fontRef idx="minor"/>
+                    </wps:style>
                     <wps:txbx>
                       <w:txbxContent>
                         <w:p>
                           <w:pPr>
                             <w:pStyle w:val="Normal"/>
-                            <w:pBdr/>
                             <w:spacing w:before="0" w:after="160"/>
-                            <w:rPr/>
+                            <w:rPr>
+                              <w:color w:val="000000"/>
+                            </w:rPr>
                           </w:pPr>
                           <w:r>
-                            <w:rPr/>
+                            <w:rPr>
+                              <w:color w:val="000000"/>
+                            </w:rPr>
                             <w:fldChar w:fldCharType="begin"/>
                           </w:r>
                           <w:r>
-                            <w:rPr/>
+                            <w:rPr>
+                              <w:color w:val="000000"/>
+                            </w:rPr>
                             <w:instrText xml:space="preserve"> PAGE </w:instrText>
                           </w:r>
                           <w:r>
-                            <w:rPr/>
+                            <w:rPr>
+                              <w:color w:val="000000"/>
+                            </w:rPr>
                             <w:fldChar w:fldCharType="separate"/>
                           </w:r>
                           <w:r>
-                            <w:rPr/>
+                            <w:rPr>
+                              <w:color w:val="000000"/>
+                            </w:rPr>
                             <w:t>0</w:t>
                           </w:r>
                           <w:r>
-                            <w:rPr/>
+                            <w:rPr>
+                              <w:color w:val="000000"/>
+                            </w:rPr>
                             <w:fldChar w:fldCharType="end"/>
                           </w:r>
                         </w:p>
                       </w:txbxContent>
                     </wps:txbx>
-                    <wps:bodyPr anchor="t" lIns="0" tIns="0" rIns="0" bIns="0">
+                    <wps:bodyPr lIns="0" tIns="0" rIns="0" bIns="0" anchor="t">
                       <a:spAutoFit/>
                     </wps:bodyPr>
                   </wps:wsp>
@@ -1769,35 +1787,47 @@
         </mc:Choice>
         <mc:Fallback>
           <w:pict>
-            <v:rect fillcolor="#FFFFFF" style="position:absolute;rotation:-0;width:1.15pt;height:1.15pt;mso-wrap-distance-left:0pt;mso-wrap-distance-right:0pt;mso-wrap-distance-top:0pt;mso-wrap-distance-bottom:0pt;margin-top:0.05pt;mso-position-vertical-relative:text;margin-left:0pt;mso-position-horizontal:center;mso-position-horizontal-relative:margin">
-              <v:fill opacity="0f"/>
-              <v:textbox inset="0in,0in,0in,0in">
+            <v:rect id="shape_0" stroked="f" o:allowincell="f" style="position:absolute;margin-left:0pt;margin-top:0.05pt;width:1.1pt;height:1.1pt;mso-wrap-style:square;v-text-anchor:top;mso-position-horizontal:center;mso-position-horizontal-relative:margin">
+              <v:fill o:detectmouseclick="t" on="false"/>
+              <v:stroke color="#3465a4" joinstyle="round" endcap="flat"/>
+              <v:textbox>
                 <w:txbxContent>
                   <w:p>
                     <w:pPr>
                       <w:pStyle w:val="Normal"/>
-                      <w:pBdr/>
                       <w:spacing w:before="0" w:after="160"/>
-                      <w:rPr/>
+                      <w:rPr>
+                        <w:color w:val="000000"/>
+                      </w:rPr>
                     </w:pPr>
                     <w:r>
-                      <w:rPr/>
+                      <w:rPr>
+                        <w:color w:val="000000"/>
+                      </w:rPr>
                       <w:fldChar w:fldCharType="begin"/>
                     </w:r>
                     <w:r>
-                      <w:rPr/>
+                      <w:rPr>
+                        <w:color w:val="000000"/>
+                      </w:rPr>
                       <w:instrText xml:space="preserve"> PAGE </w:instrText>
                     </w:r>
                     <w:r>
-                      <w:rPr/>
+                      <w:rPr>
+                        <w:color w:val="000000"/>
+                      </w:rPr>
                       <w:fldChar w:fldCharType="separate"/>
                     </w:r>
                     <w:r>
-                      <w:rPr/>
+                      <w:rPr>
+                        <w:color w:val="000000"/>
+                      </w:rPr>
                       <w:t>0</w:t>
                     </w:r>
                     <w:r>
-                      <w:rPr/>
+                      <w:rPr>
+                        <w:color w:val="000000"/>
+                      </w:rPr>
                       <w:fldChar w:fldCharType="end"/>
                     </w:r>
                   </w:p>
@@ -1825,53 +1855,9 @@
     </w:pPr>
     <w:r>
       <w:rPr>
-        <w:rFonts w:ascii="Calibri" w:hAnsi="Calibri" w:asciiTheme="minorHAnsi" w:hAnsiTheme="minorHAnsi"/>
-        <w:sz w:val="16"/>
-        <w:szCs w:val="16"/>
+        <w:sz w:val="20"/>
+        <w:szCs w:val="20"/>
       </w:rPr>
-      <w:fldChar w:fldCharType="begin"/>
-    </w:r>
-    <w:r>
-      <w:rPr>
-        <w:rFonts w:ascii="Calibri" w:hAnsi="Calibri"/>
-        <w:sz w:val="16"/>
-        <w:szCs w:val="16"/>
-      </w:rPr>
-      <w:instrText xml:space="preserve"> PAGE </w:instrText>
-    </w:r>
-    <w:r>
-      <w:rPr>
-        <w:rFonts w:ascii="Calibri" w:hAnsi="Calibri"/>
-        <w:sz w:val="16"/>
-        <w:szCs w:val="16"/>
-      </w:rPr>
-      <w:fldChar w:fldCharType="separate"/>
-    </w:r>
-    <w:r>
-      <w:rPr>
-        <w:rFonts w:ascii="Calibri" w:hAnsi="Calibri"/>
-        <w:sz w:val="16"/>
-        <w:szCs w:val="16"/>
-      </w:rPr>
-      <w:t>1</w:t>
-    </w:r>
-    <w:r>
-      <w:rPr>
-        <w:rFonts w:ascii="Calibri" w:hAnsi="Calibri"/>
-        <w:sz w:val="16"/>
-        <w:szCs w:val="16"/>
-      </w:rPr>
-      <w:fldChar w:fldCharType="end"/>
-    </w:r>
-  </w:p>
-  <w:p>
-    <w:pPr>
-      <w:pStyle w:val="Normal"/>
-      <w:spacing w:before="0" w:after="160"/>
-      <w:rPr/>
-    </w:pPr>
-    <w:r>
-      <w:rPr/>
     </w:r>
   </w:p>
 </w:ftr>
@@ -1889,53 +1875,9 @@
     </w:pPr>
     <w:r>
       <w:rPr>
-        <w:rFonts w:ascii="Calibri" w:hAnsi="Calibri" w:asciiTheme="minorHAnsi" w:hAnsiTheme="minorHAnsi"/>
-        <w:sz w:val="16"/>
-        <w:szCs w:val="16"/>
+        <w:sz w:val="20"/>
+        <w:szCs w:val="20"/>
       </w:rPr>
-      <w:fldChar w:fldCharType="begin"/>
-    </w:r>
-    <w:r>
-      <w:rPr>
-        <w:rFonts w:ascii="Calibri" w:hAnsi="Calibri"/>
-        <w:sz w:val="16"/>
-        <w:szCs w:val="16"/>
-      </w:rPr>
-      <w:instrText xml:space="preserve"> PAGE </w:instrText>
-    </w:r>
-    <w:r>
-      <w:rPr>
-        <w:rFonts w:ascii="Calibri" w:hAnsi="Calibri"/>
-        <w:sz w:val="16"/>
-        <w:szCs w:val="16"/>
-      </w:rPr>
-      <w:fldChar w:fldCharType="separate"/>
-    </w:r>
-    <w:r>
-      <w:rPr>
-        <w:rFonts w:ascii="Calibri" w:hAnsi="Calibri"/>
-        <w:sz w:val="16"/>
-        <w:szCs w:val="16"/>
-      </w:rPr>
-      <w:t>1</w:t>
-    </w:r>
-    <w:r>
-      <w:rPr>
-        <w:rFonts w:ascii="Calibri" w:hAnsi="Calibri"/>
-        <w:sz w:val="16"/>
-        <w:szCs w:val="16"/>
-      </w:rPr>
-      <w:fldChar w:fldCharType="end"/>
-    </w:r>
-  </w:p>
-  <w:p>
-    <w:pPr>
-      <w:pStyle w:val="Normal"/>
-      <w:spacing w:before="0" w:after="160"/>
-      <w:rPr/>
-    </w:pPr>
-    <w:r>
-      <w:rPr/>
     </w:r>
   </w:p>
 </w:ftr>
@@ -1968,173 +1910,66 @@
         <w:rtl w:val="true"/>
       </w:rPr>
       <mc:AlternateContent>
-        <mc:Choice Requires="wpg">
+        <mc:Choice Requires="wps">
           <w:drawing>
-            <wp:anchor distT="0" distB="0" distL="0" distR="0" simplePos="0" relativeHeight="2" behindDoc="1" locked="0" layoutInCell="0" allowOverlap="1" wp14:anchorId="40691402">
+            <wp:anchor distT="0" distB="0" distL="0" distR="0" simplePos="0" relativeHeight="2" behindDoc="1" locked="0" layoutInCell="0" allowOverlap="1">
               <wp:simplePos x="0" y="0"/>
-              <wp:positionH relativeFrom="margin">
-                <wp:posOffset>350520</wp:posOffset>
+              <wp:positionH relativeFrom="column">
+                <wp:posOffset>266700</wp:posOffset>
               </wp:positionH>
               <wp:positionV relativeFrom="paragraph">
-                <wp:posOffset>-1219835</wp:posOffset>
+                <wp:posOffset>-1203325</wp:posOffset>
               </wp:positionV>
-              <wp:extent cx="5057775" cy="1428750"/>
+              <wp:extent cx="5058410" cy="1429385"/>
               <wp:effectExtent l="0" t="0" r="0" b="0"/>
-              <wp:wrapNone/>
-              <wp:docPr id="2" name="Group 2"/>
+              <wp:wrapSquare wrapText="bothSides"/>
+              <wp:docPr id="2" name="Frame4"/>
               <a:graphic xmlns:a="http://schemas.openxmlformats.org/drawingml/2006/main">
-                <a:graphicData uri="http://schemas.microsoft.com/office/word/2010/wordprocessingGroup">
-                  <wpg:wgp>
-                    <wpg:cNvGrpSpPr/>
-                    <wpg:grpSpPr>
+                <a:graphicData uri="http://schemas.microsoft.com/office/word/2010/wordprocessingShape">
+                  <wps:wsp>
+                    <wps:cNvSpPr/>
+                    <wps:spPr>
                       <a:xfrm>
                         <a:off x="0" y="0"/>
-                        <a:ext cx="5057640" cy="1428840"/>
-                        <a:chOff x="0" y="0"/>
-                        <a:chExt cx="5057640" cy="1428840"/>
+                        <a:ext cx="5058360" cy="1429560"/>
                       </a:xfrm>
-                    </wpg:grpSpPr>
-                    <pic:pic xmlns:pic="http://schemas.openxmlformats.org/drawingml/2006/picture">
-                      <pic:nvPicPr>
-                        <pic:cNvPr id="3" name="Image 2"/>
-                        <pic:cNvPicPr/>
-                      </pic:nvPicPr>
-                      <pic:blipFill>
-                        <a:blip r:embed="rId1"/>
-                        <a:stretch/>
-                      </pic:blipFill>
-                      <pic:spPr>
-                        <a:xfrm>
-                          <a:off x="595080" y="0"/>
-                          <a:ext cx="3784680" cy="622800"/>
-                        </a:xfrm>
-                        <a:prstGeom prst="rect">
-                          <a:avLst/>
-                        </a:prstGeom>
+                      <a:prstGeom prst="rect">
+                        <a:avLst/>
+                      </a:prstGeom>
+                      <a:solidFill>
+                        <a:srgbClr val="FFFFFF"/>
+                      </a:solidFill>
+                      <a:ln w="0">
                         <a:noFill/>
-                        <a:ln w="0">
-                          <a:noFill/>
-                        </a:ln>
-                      </pic:spPr>
-                    </pic:pic>
-                    <wps:wsp>
-                      <wps:cNvPr id="4" name="Zone de texte 1"/>
-                      <wps:cNvSpPr/>
-                      <wps:spPr>
-                        <a:xfrm>
-                          <a:off x="0" y="490320"/>
-                          <a:ext cx="5057640" cy="938520"/>
-                        </a:xfrm>
-                        <a:prstGeom prst="rect">
-                          <a:avLst/>
-                        </a:prstGeom>
-                        <a:noFill/>
-                        <a:ln w="6350">
-                          <a:noFill/>
-                        </a:ln>
-                      </wps:spPr>
-                      <wps:style>
-                        <a:lnRef idx="0"/>
-                        <a:fillRef idx="0"/>
-                        <a:effectRef idx="0"/>
-                        <a:fontRef idx="minor"/>
-                      </wps:style>
-                      <wps:txbx>
-                        <w:txbxContent>
-                          <w:p>
-                            <w:pPr>
-                              <w:pStyle w:val="Normal"/>
-                              <w:bidi w:val="1"/>
-                              <w:spacing w:lineRule="auto" w:line="240" w:before="0" w:after="0"/>
-                              <w:jc w:val="center"/>
-                              <w:rPr>
-                                <w:rFonts w:cs="arabswell_1"/>
-                                <w:b/>
-                                <w:bCs/>
-                              </w:rPr>
-                            </w:pPr>
-                            <w:r>
-                              <w:rPr>
-                                <w:rFonts w:hint="cs" w:cs="arabswell_1"/>
-                                <w:b/>
-                                <w:b/>
-                                <w:bCs/>
-                                <w:rtl w:val="true"/>
-                              </w:rPr>
-                              <w:t xml:space="preserve">الأكاديمية الجهوية للتربية والتكوين لجهة </w:t>
-                            </w:r>
-                            <w:r>
-                              <w:rPr>
-                                <w:rFonts w:hint="cs" w:cs="arabswell_1"/>
-                                <w:b/>
-                                <w:b/>
-                                <w:bCs/>
-                                <w:rtl w:val="true"/>
-                                <w:lang w:bidi="ar-MA"/>
-                              </w:rPr>
-                              <w:t xml:space="preserve">درعة تافيلالت </w:t>
-                            </w:r>
-                          </w:p>
-                          <w:p>
-                            <w:pPr>
-                              <w:pStyle w:val="Normal"/>
-                              <w:bidi w:val="1"/>
-                              <w:spacing w:lineRule="auto" w:line="240" w:before="0" w:after="0"/>
-                              <w:jc w:val="center"/>
-                              <w:rPr>
-                                <w:rFonts w:cs="arabswell_1"/>
-                                <w:b/>
-                                <w:bCs/>
-                                <w14:ligatures w14:val="standardContextual"/>
-                              </w:rPr>
-                            </w:pPr>
-                            <w:r>
-                              <w:rPr>
-                                <w:rFonts w:hint="cs" w:cs="arabswell_1"/>
-                                <w:b/>
-                                <w:b/>
-                                <w:bCs/>
-                                <w:rtl w:val="true"/>
-                              </w:rPr>
-                              <w:t>المديرية الإقليمية بتنغير</w:t>
-                            </w:r>
-                          </w:p>
-                          <w:p>
-                            <w:pPr>
-                              <w:pStyle w:val="Normal"/>
-                              <w:bidi w:val="1"/>
-                              <w:spacing w:lineRule="auto" w:line="240" w:before="0" w:after="0"/>
-                              <w:jc w:val="center"/>
-                              <w:rPr>
-                                <w:rFonts w:cs="arabswell_1"/>
-                                <w:b/>
-                                <w:bCs/>
-                                <w:sz w:val="21"/>
-                                <w:szCs w:val="21"/>
-                                <w:lang w:bidi="ar-MA"/>
-                              </w:rPr>
-                            </w:pPr>
-                            <w:r>
-                              <w:rPr>
-                                <w:rFonts w:hint="cs" w:cs="arabswell_1"/>
-                                <w:b/>
-                                <w:b/>
-                                <w:bCs/>
-                                <w:sz w:val="21"/>
-                                <w:szCs w:val="21"/>
-                                <w:rtl w:val="true"/>
-                                <w:lang w:bidi="ar-MA"/>
-                              </w:rPr>
-                              <w:t>الثانوية الإعدادية ألمدون</w:t>
-                            </w:r>
-                          </w:p>
-                        </w:txbxContent>
-                      </wps:txbx>
-                      <wps:bodyPr anchor="ctr">
-                        <a:noAutofit/>
-                      </wps:bodyPr>
-                    </wps:wsp>
-                  </wpg:wgp>
+                      </a:ln>
+                    </wps:spPr>
+                    <wps:style>
+                      <a:lnRef idx="0"/>
+                      <a:fillRef idx="0"/>
+                      <a:effectRef idx="0"/>
+                      <a:fontRef idx="minor"/>
+                    </wps:style>
+                    <wps:txbx>
+                      <w:txbxContent>
+                        <w:p>
+                          <w:pPr>
+                            <w:pStyle w:val="Caption"/>
+                            <w:rPr>
+                              <w:color w:val="000000"/>
+                            </w:rPr>
+                          </w:pPr>
+                          <w:r>
+                            <w:rPr>
+                              <w:color w:val="000000"/>
+                            </w:rPr>
+                          </w:r>
+                        </w:p>
+                      </w:txbxContent>
+                    </wps:txbx>
+                    <wps:bodyPr lIns="0" tIns="0" rIns="0" bIns="0" anchor="t">
+                      <a:noAutofit/>
+                    </wps:bodyPr>
+                  </wps:wsp>
                 </a:graphicData>
               </a:graphic>
             </wp:anchor>
@@ -2142,131 +1977,322 @@
         </mc:Choice>
         <mc:Fallback>
           <w:pict>
-            <v:group id="shape_0" alt="Group 2" style="position:absolute;margin-left:27.6pt;margin-top:-96.05pt;width:398.25pt;height:112.55pt" coordorigin="552,-1921" coordsize="7965,2251">
-              <v:shapetype id="_x0000_t75" coordsize="21600,21600" o:spt="75" o:preferrelative="t" path="m@4@5l@4@11@9@11@9@5xe" filled="f" stroked="f">
-                <v:stroke joinstyle="miter"/>
-                <v:formulas>
-                  <v:f eqn="if lineDrawn pixelLineWidth 0"/>
-                  <v:f eqn="sum @0 1 0"/>
-                  <v:f eqn="sum 0 0 @1"/>
-                  <v:f eqn="prod @2 1 2"/>
-                  <v:f eqn="prod @3 21600 pixelWidth"/>
-                  <v:f eqn="prod @3 21600 pixelHeight"/>
-                  <v:f eqn="sum @0 0 1"/>
-                  <v:f eqn="prod @6 1 2"/>
-                  <v:f eqn="prod @7 21600 pixelWidth"/>
-                  <v:f eqn="sum @8 21600 0"/>
-                  <v:f eqn="prod @7 21600 pixelHeight"/>
-                  <v:f eqn="sum @10 21600 0"/>
-                </v:formulas>
-                <v:path o:extrusionok="f" gradientshapeok="t" o:connecttype="rect"/>
-                <o:lock v:ext="edit" aspectratio="t"/>
-              </v:shapetype>
-              <v:shape id="shape_0" stroked="f" o:allowincell="f" style="position:absolute;left:1489;top:-1921;width:5959;height:980;mso-wrap-style:none;v-text-anchor:middle;mso-position-horizontal-relative:margin" type="_x0000_t75">
-                <v:imagedata r:id="rId2" o:detectmouseclick="t"/>
-                <v:stroke color="#3465a4" joinstyle="round" endcap="flat"/>
-                <w10:wrap type="none"/>
-              </v:shape>
-              <v:rect id="shape_0" stroked="f" o:allowincell="f" style="position:absolute;left:552;top:-1149;width:7964;height:1477;mso-wrap-style:square;v-text-anchor:middle;mso-position-horizontal-relative:margin">
-                <v:fill o:detectmouseclick="t" on="false"/>
-                <v:stroke color="#3465a4" weight="6480" joinstyle="round" endcap="flat"/>
-                <v:textbox>
-                  <w:txbxContent>
-                    <w:p>
-                      <w:pPr>
-                        <w:pStyle w:val="Normal"/>
-                        <w:bidi w:val="1"/>
-                        <w:spacing w:lineRule="auto" w:line="240" w:before="0" w:after="0"/>
-                        <w:jc w:val="center"/>
-                        <w:rPr>
-                          <w:rFonts w:cs="arabswell_1"/>
-                          <w:b/>
-                          <w:bCs/>
-                        </w:rPr>
-                      </w:pPr>
-                      <w:r>
-                        <w:rPr>
-                          <w:rFonts w:hint="cs" w:cs="arabswell_1"/>
-                          <w:b/>
-                          <w:b/>
-                          <w:bCs/>
-                          <w:rtl w:val="true"/>
-                        </w:rPr>
-                        <w:t xml:space="preserve">الأكاديمية الجهوية للتربية والتكوين لجهة </w:t>
-                      </w:r>
-                      <w:r>
-                        <w:rPr>
-                          <w:rFonts w:hint="cs" w:cs="arabswell_1"/>
-                          <w:b/>
-                          <w:b/>
-                          <w:bCs/>
-                          <w:rtl w:val="true"/>
-                          <w:lang w:bidi="ar-MA"/>
-                        </w:rPr>
-                        <w:t xml:space="preserve">درعة تافيلالت </w:t>
-                      </w:r>
-                    </w:p>
-                    <w:p>
-                      <w:pPr>
-                        <w:pStyle w:val="Normal"/>
-                        <w:bidi w:val="1"/>
-                        <w:spacing w:lineRule="auto" w:line="240" w:before="0" w:after="0"/>
-                        <w:jc w:val="center"/>
-                        <w:rPr>
-                          <w:rFonts w:cs="arabswell_1"/>
-                          <w:b/>
-                          <w:bCs/>
-                          <w14:ligatures w14:val="standardContextual"/>
-                        </w:rPr>
-                      </w:pPr>
-                      <w:r>
-                        <w:rPr>
-                          <w:rFonts w:hint="cs" w:cs="arabswell_1"/>
-                          <w:b/>
-                          <w:b/>
-                          <w:bCs/>
-                          <w:rtl w:val="true"/>
-                        </w:rPr>
-                        <w:t>المديرية الإقليمية بتنغير</w:t>
-                      </w:r>
-                    </w:p>
-                    <w:p>
-                      <w:pPr>
-                        <w:pStyle w:val="Normal"/>
-                        <w:bidi w:val="1"/>
-                        <w:spacing w:lineRule="auto" w:line="240" w:before="0" w:after="0"/>
-                        <w:jc w:val="center"/>
-                        <w:rPr>
-                          <w:rFonts w:cs="arabswell_1"/>
-                          <w:b/>
-                          <w:bCs/>
-                          <w:sz w:val="21"/>
-                          <w:szCs w:val="21"/>
-                          <w:lang w:bidi="ar-MA"/>
-                        </w:rPr>
-                      </w:pPr>
-                      <w:r>
-                        <w:rPr>
-                          <w:rFonts w:hint="cs" w:cs="arabswell_1"/>
-                          <w:b/>
-                          <w:b/>
-                          <w:bCs/>
-                          <w:sz w:val="21"/>
-                          <w:szCs w:val="21"/>
-                          <w:rtl w:val="true"/>
-                          <w:lang w:bidi="ar-MA"/>
-                        </w:rPr>
-                        <w:t>الثانوية الإعدادية ألمدون</w:t>
-                      </w:r>
-                    </w:p>
-                  </w:txbxContent>
-                </v:textbox>
-                <w10:wrap type="none"/>
-              </v:rect>
-            </v:group>
+            <v:rect id="shape_0" fillcolor="white" stroked="f" o:allowincell="f" style="position:absolute;margin-left:21pt;margin-top:-94.75pt;width:398.25pt;height:112.5pt;mso-wrap-style:none;v-text-anchor:middle">
+              <v:fill o:detectmouseclick="t" type="solid" color2="black"/>
+              <v:stroke color="#3465a4" joinstyle="round" endcap="flat"/>
+              <v:textbox>
+                <w:txbxContent>
+                  <w:p>
+                    <w:pPr>
+                      <w:pStyle w:val="Caption"/>
+                      <w:rPr>
+                        <w:color w:val="000000"/>
+                      </w:rPr>
+                    </w:pPr>
+                    <w:r>
+                      <w:rPr>
+                        <w:color w:val="000000"/>
+                      </w:rPr>
+                    </w:r>
+                  </w:p>
+                </w:txbxContent>
+              </v:textbox>
+              <w10:wrap type="square"/>
+            </v:rect>
           </w:pict>
         </mc:Fallback>
       </mc:AlternateContent>
+      <mc:AlternateContent>
+        <mc:Choice Requires="wps">
+          <w:drawing>
+            <wp:anchor distT="0" distB="0" distL="0" distR="0" simplePos="0" relativeHeight="6" behindDoc="1" locked="0" layoutInCell="0" allowOverlap="1">
+              <wp:simplePos x="0" y="0"/>
+              <wp:positionH relativeFrom="column">
+                <wp:posOffset>239395</wp:posOffset>
+              </wp:positionH>
+              <wp:positionV relativeFrom="paragraph">
+                <wp:posOffset>-709295</wp:posOffset>
+              </wp:positionV>
+              <wp:extent cx="5057775" cy="938530"/>
+              <wp:effectExtent l="635" t="0" r="0" b="0"/>
+              <wp:wrapSquare wrapText="bothSides"/>
+              <wp:docPr id="3" name="Zone de texte 1"/>
+              <a:graphic xmlns:a="http://schemas.openxmlformats.org/drawingml/2006/main">
+                <a:graphicData uri="http://schemas.microsoft.com/office/word/2010/wordprocessingShape">
+                  <wps:wsp>
+                    <wps:cNvSpPr/>
+                    <wps:spPr>
+                      <a:xfrm>
+                        <a:off x="0" y="0"/>
+                        <a:ext cx="5057640" cy="938520"/>
+                      </a:xfrm>
+                      <a:prstGeom prst="rect">
+                        <a:avLst/>
+                      </a:prstGeom>
+                      <a:noFill/>
+                      <a:ln w="6350">
+                        <a:noFill/>
+                      </a:ln>
+                    </wps:spPr>
+                    <wps:style>
+                      <a:lnRef idx="0"/>
+                      <a:fillRef idx="0"/>
+                      <a:effectRef idx="0"/>
+                      <a:fontRef idx="minor"/>
+                    </wps:style>
+                    <wps:txbx>
+                      <w:txbxContent>
+                        <w:p>
+                          <w:pPr>
+                            <w:pStyle w:val="Normal"/>
+                            <w:bidi w:val="1"/>
+                            <w:spacing w:lineRule="auto" w:line="240" w:before="0" w:after="0"/>
+                            <w:jc w:val="center"/>
+                            <w:rPr>
+                              <w:sz w:val="21"/>
+                              <w:szCs w:val="21"/>
+                            </w:rPr>
+                          </w:pPr>
+                          <w:r>
+                            <w:rPr>
+                              <w:rFonts w:hint="cs" w:cs="arabswell_1"/>
+                              <w:b/>
+                              <w:b/>
+                              <w:bCs/>
+                              <w:color w:val="000000"/>
+                              <w:sz w:val="21"/>
+                              <w:szCs w:val="21"/>
+                              <w:rtl w:val="true"/>
+                            </w:rPr>
+                            <w:t xml:space="preserve">الأكاديمية الجهوية للتربية والتكوين لجهة </w:t>
+                          </w:r>
+                          <w:r>
+                            <w:rPr>
+                              <w:rFonts w:hint="cs" w:cs="arabswell_1"/>
+                              <w:b/>
+                              <w:b/>
+                              <w:bCs/>
+                              <w:color w:val="000000"/>
+                              <w:sz w:val="21"/>
+                              <w:szCs w:val="21"/>
+                              <w:rtl w:val="true"/>
+                              <w:lang w:bidi="ar-MA"/>
+                            </w:rPr>
+                            <w:t xml:space="preserve">درعة تافيلالت </w:t>
+                          </w:r>
+                        </w:p>
+                        <w:p>
+                          <w:pPr>
+                            <w:pStyle w:val="Normal"/>
+                            <w:bidi w:val="1"/>
+                            <w:spacing w:lineRule="auto" w:line="240" w:before="0" w:after="0"/>
+                            <w:jc w:val="center"/>
+                            <w:rPr>
+                              <w:sz w:val="21"/>
+                              <w:szCs w:val="21"/>
+                            </w:rPr>
+                          </w:pPr>
+                          <w:r>
+                            <w:rPr>
+                              <w:rFonts w:hint="cs" w:cs="arabswell_1"/>
+                              <w:b/>
+                              <w:b/>
+                              <w:bCs/>
+                              <w:color w:val="000000"/>
+                              <w:sz w:val="21"/>
+                              <w:szCs w:val="21"/>
+                              <w:rtl w:val="true"/>
+                            </w:rPr>
+                            <w:t>المديرية الإقليمية بتنغير</w:t>
+                          </w:r>
+                        </w:p>
+                        <w:p>
+                          <w:pPr>
+                            <w:pStyle w:val="Normal"/>
+                            <w:bidi w:val="1"/>
+                            <w:spacing w:lineRule="auto" w:line="240" w:before="0" w:after="0"/>
+                            <w:jc w:val="center"/>
+                            <w:rPr>
+                              <w:sz w:val="21"/>
+                              <w:szCs w:val="21"/>
+                            </w:rPr>
+                          </w:pPr>
+                          <w:r>
+                            <w:rPr>
+                              <w:rFonts w:hint="cs" w:cs="arabswell_1"/>
+                              <w:b/>
+                              <w:b/>
+                              <w:bCs/>
+                              <w:color w:val="000000"/>
+                              <w:sz w:val="21"/>
+                              <w:szCs w:val="21"/>
+                              <w:rtl w:val="true"/>
+                              <w:lang w:bidi="ar-MA"/>
+                            </w:rPr>
+                            <w:t>الثانوية الإعدادية ألمدون</w:t>
+                          </w:r>
+                        </w:p>
+                      </w:txbxContent>
+                    </wps:txbx>
+                    <wps:bodyPr lIns="0" tIns="0" rIns="0" bIns="0" anchor="ctr">
+                      <a:noAutofit/>
+                    </wps:bodyPr>
+                  </wps:wsp>
+                </a:graphicData>
+              </a:graphic>
+            </wp:anchor>
+          </w:drawing>
+        </mc:Choice>
+        <mc:Fallback>
+          <w:pict>
+            <v:rect id="shape_0" stroked="f" o:allowincell="f" style="position:absolute;margin-left:18.85pt;margin-top:-55.85pt;width:398.2pt;height:73.85pt;mso-wrap-style:square;v-text-anchor:middle">
+              <v:fill o:detectmouseclick="t" on="false"/>
+              <v:stroke color="#3465a4" weight="6480" joinstyle="round" endcap="flat"/>
+              <v:textbox>
+                <w:txbxContent>
+                  <w:p>
+                    <w:pPr>
+                      <w:pStyle w:val="Normal"/>
+                      <w:bidi w:val="1"/>
+                      <w:spacing w:lineRule="auto" w:line="240" w:before="0" w:after="0"/>
+                      <w:jc w:val="center"/>
+                      <w:rPr>
+                        <w:sz w:val="21"/>
+                        <w:szCs w:val="21"/>
+                      </w:rPr>
+                    </w:pPr>
+                    <w:r>
+                      <w:rPr>
+                        <w:rFonts w:hint="cs" w:cs="arabswell_1"/>
+                        <w:b/>
+                        <w:b/>
+                        <w:bCs/>
+                        <w:color w:val="000000"/>
+                        <w:sz w:val="21"/>
+                        <w:szCs w:val="21"/>
+                        <w:rtl w:val="true"/>
+                      </w:rPr>
+                      <w:t xml:space="preserve">الأكاديمية الجهوية للتربية والتكوين لجهة </w:t>
+                    </w:r>
+                    <w:r>
+                      <w:rPr>
+                        <w:rFonts w:hint="cs" w:cs="arabswell_1"/>
+                        <w:b/>
+                        <w:b/>
+                        <w:bCs/>
+                        <w:color w:val="000000"/>
+                        <w:sz w:val="21"/>
+                        <w:szCs w:val="21"/>
+                        <w:rtl w:val="true"/>
+                        <w:lang w:bidi="ar-MA"/>
+                      </w:rPr>
+                      <w:t xml:space="preserve">درعة تافيلالت </w:t>
+                    </w:r>
+                  </w:p>
+                  <w:p>
+                    <w:pPr>
+                      <w:pStyle w:val="Normal"/>
+                      <w:bidi w:val="1"/>
+                      <w:spacing w:lineRule="auto" w:line="240" w:before="0" w:after="0"/>
+                      <w:jc w:val="center"/>
+                      <w:rPr>
+                        <w:sz w:val="21"/>
+                        <w:szCs w:val="21"/>
+                      </w:rPr>
+                    </w:pPr>
+                    <w:r>
+                      <w:rPr>
+                        <w:rFonts w:hint="cs" w:cs="arabswell_1"/>
+                        <w:b/>
+                        <w:b/>
+                        <w:bCs/>
+                        <w:color w:val="000000"/>
+                        <w:sz w:val="21"/>
+                        <w:szCs w:val="21"/>
+                        <w:rtl w:val="true"/>
+                      </w:rPr>
+                      <w:t>المديرية الإقليمية بتنغير</w:t>
+                    </w:r>
+                  </w:p>
+                  <w:p>
+                    <w:pPr>
+                      <w:pStyle w:val="Normal"/>
+                      <w:bidi w:val="1"/>
+                      <w:spacing w:lineRule="auto" w:line="240" w:before="0" w:after="0"/>
+                      <w:jc w:val="center"/>
+                      <w:rPr>
+                        <w:sz w:val="21"/>
+                        <w:szCs w:val="21"/>
+                      </w:rPr>
+                    </w:pPr>
+                    <w:r>
+                      <w:rPr>
+                        <w:rFonts w:hint="cs" w:cs="arabswell_1"/>
+                        <w:b/>
+                        <w:b/>
+                        <w:bCs/>
+                        <w:color w:val="000000"/>
+                        <w:sz w:val="21"/>
+                        <w:szCs w:val="21"/>
+                        <w:rtl w:val="true"/>
+                        <w:lang w:bidi="ar-MA"/>
+                      </w:rPr>
+                      <w:t>الثانوية الإعدادية ألمدون</w:t>
+                    </w:r>
+                  </w:p>
+                </w:txbxContent>
+              </v:textbox>
+              <w10:wrap type="square"/>
+            </v:rect>
+          </w:pict>
+        </mc:Fallback>
+      </mc:AlternateContent>
+      <w:drawing>
+        <wp:anchor distT="0" distB="0" distL="0" distR="0" simplePos="0" relativeHeight="7" behindDoc="0" locked="0" layoutInCell="0" allowOverlap="1">
+          <wp:simplePos x="0" y="0"/>
+          <wp:positionH relativeFrom="column">
+            <wp:posOffset>832485</wp:posOffset>
+          </wp:positionH>
+          <wp:positionV relativeFrom="paragraph">
+            <wp:posOffset>-1296035</wp:posOffset>
+          </wp:positionV>
+          <wp:extent cx="3784600" cy="621665"/>
+          <wp:effectExtent l="0" t="0" r="0" b="0"/>
+          <wp:wrapSquare wrapText="largest"/>
+          <wp:docPr id="4" name="Image 2"/>
+          <wp:cNvGraphicFramePr>
+            <a:graphicFrameLocks xmlns:a="http://schemas.openxmlformats.org/drawingml/2006/main" noChangeAspect="1"/>
+          </wp:cNvGraphicFramePr>
+          <a:graphic xmlns:a="http://schemas.openxmlformats.org/drawingml/2006/main">
+            <a:graphicData uri="http://schemas.openxmlformats.org/drawingml/2006/picture">
+              <pic:pic xmlns:pic="http://schemas.openxmlformats.org/drawingml/2006/picture">
+                <pic:nvPicPr>
+                  <pic:cNvPr id="4" name="Image 2"/>
+                  <pic:cNvPicPr>
+                    <a:picLocks noChangeAspect="1" noChangeArrowheads="1"/>
+                  </pic:cNvPicPr>
+                </pic:nvPicPr>
+                <pic:blipFill>
+                  <a:blip r:embed="rId1"/>
+                  <a:stretch>
+                    <a:fillRect/>
+                  </a:stretch>
+                </pic:blipFill>
+                <pic:spPr bwMode="auto">
+                  <a:xfrm>
+                    <a:off x="0" y="0"/>
+                    <a:ext cx="3784600" cy="621665"/>
+                  </a:xfrm>
+                  <a:prstGeom prst="rect">
+                    <a:avLst/>
+                  </a:prstGeom>
+                  <a:noFill/>
+                </pic:spPr>
+              </pic:pic>
+            </a:graphicData>
+          </a:graphic>
+        </wp:anchor>
+      </w:drawing>
     </w:r>
   </w:p>
 </w:hdr>
@@ -2285,173 +2311,66 @@
         <w:rtl w:val="true"/>
       </w:rPr>
       <mc:AlternateContent>
-        <mc:Choice Requires="wpg">
+        <mc:Choice Requires="wps">
           <w:drawing>
-            <wp:anchor distT="0" distB="0" distL="0" distR="0" simplePos="0" relativeHeight="2" behindDoc="1" locked="0" layoutInCell="0" allowOverlap="1" wp14:anchorId="40691402">
+            <wp:anchor distT="0" distB="0" distL="0" distR="0" simplePos="0" relativeHeight="2" behindDoc="1" locked="0" layoutInCell="0" allowOverlap="1">
               <wp:simplePos x="0" y="0"/>
-              <wp:positionH relativeFrom="margin">
-                <wp:posOffset>350520</wp:posOffset>
+              <wp:positionH relativeFrom="column">
+                <wp:posOffset>266700</wp:posOffset>
               </wp:positionH>
               <wp:positionV relativeFrom="paragraph">
-                <wp:posOffset>-1219835</wp:posOffset>
+                <wp:posOffset>-1203325</wp:posOffset>
               </wp:positionV>
-              <wp:extent cx="5057775" cy="1428750"/>
+              <wp:extent cx="5058410" cy="1429385"/>
               <wp:effectExtent l="0" t="0" r="0" b="0"/>
-              <wp:wrapNone/>
-              <wp:docPr id="5" name="Group 2"/>
+              <wp:wrapSquare wrapText="bothSides"/>
+              <wp:docPr id="5" name="Frame4"/>
               <a:graphic xmlns:a="http://schemas.openxmlformats.org/drawingml/2006/main">
-                <a:graphicData uri="http://schemas.microsoft.com/office/word/2010/wordprocessingGroup">
-                  <wpg:wgp>
-                    <wpg:cNvGrpSpPr/>
-                    <wpg:grpSpPr>
+                <a:graphicData uri="http://schemas.microsoft.com/office/word/2010/wordprocessingShape">
+                  <wps:wsp>
+                    <wps:cNvSpPr/>
+                    <wps:spPr>
                       <a:xfrm>
                         <a:off x="0" y="0"/>
-                        <a:ext cx="5057640" cy="1428840"/>
-                        <a:chOff x="0" y="0"/>
-                        <a:chExt cx="5057640" cy="1428840"/>
+                        <a:ext cx="5058360" cy="1429560"/>
                       </a:xfrm>
-                    </wpg:grpSpPr>
-                    <pic:pic xmlns:pic="http://schemas.openxmlformats.org/drawingml/2006/picture">
-                      <pic:nvPicPr>
-                        <pic:cNvPr id="6" name="Image 2"/>
-                        <pic:cNvPicPr/>
-                      </pic:nvPicPr>
-                      <pic:blipFill>
-                        <a:blip r:embed="rId1"/>
-                        <a:stretch/>
-                      </pic:blipFill>
-                      <pic:spPr>
-                        <a:xfrm>
-                          <a:off x="595080" y="0"/>
-                          <a:ext cx="3784680" cy="622800"/>
-                        </a:xfrm>
-                        <a:prstGeom prst="rect">
-                          <a:avLst/>
-                        </a:prstGeom>
+                      <a:prstGeom prst="rect">
+                        <a:avLst/>
+                      </a:prstGeom>
+                      <a:solidFill>
+                        <a:srgbClr val="FFFFFF"/>
+                      </a:solidFill>
+                      <a:ln w="0">
                         <a:noFill/>
-                        <a:ln w="0">
-                          <a:noFill/>
-                        </a:ln>
-                      </pic:spPr>
-                    </pic:pic>
-                    <wps:wsp>
-                      <wps:cNvPr id="7" name="Zone de texte 1"/>
-                      <wps:cNvSpPr/>
-                      <wps:spPr>
-                        <a:xfrm>
-                          <a:off x="0" y="490320"/>
-                          <a:ext cx="5057640" cy="938520"/>
-                        </a:xfrm>
-                        <a:prstGeom prst="rect">
-                          <a:avLst/>
-                        </a:prstGeom>
-                        <a:noFill/>
-                        <a:ln w="6350">
-                          <a:noFill/>
-                        </a:ln>
-                      </wps:spPr>
-                      <wps:style>
-                        <a:lnRef idx="0"/>
-                        <a:fillRef idx="0"/>
-                        <a:effectRef idx="0"/>
-                        <a:fontRef idx="minor"/>
-                      </wps:style>
-                      <wps:txbx>
-                        <w:txbxContent>
-                          <w:p>
-                            <w:pPr>
-                              <w:pStyle w:val="Normal"/>
-                              <w:bidi w:val="1"/>
-                              <w:spacing w:lineRule="auto" w:line="240" w:before="0" w:after="0"/>
-                              <w:jc w:val="center"/>
-                              <w:rPr>
-                                <w:rFonts w:cs="arabswell_1"/>
-                                <w:b/>
-                                <w:bCs/>
-                              </w:rPr>
-                            </w:pPr>
-                            <w:r>
-                              <w:rPr>
-                                <w:rFonts w:hint="cs" w:cs="arabswell_1"/>
-                                <w:b/>
-                                <w:b/>
-                                <w:bCs/>
-                                <w:rtl w:val="true"/>
-                              </w:rPr>
-                              <w:t xml:space="preserve">الأكاديمية الجهوية للتربية والتكوين لجهة </w:t>
-                            </w:r>
-                            <w:r>
-                              <w:rPr>
-                                <w:rFonts w:hint="cs" w:cs="arabswell_1"/>
-                                <w:b/>
-                                <w:b/>
-                                <w:bCs/>
-                                <w:rtl w:val="true"/>
-                                <w:lang w:bidi="ar-MA"/>
-                              </w:rPr>
-                              <w:t xml:space="preserve">درعة تافيلالت </w:t>
-                            </w:r>
-                          </w:p>
-                          <w:p>
-                            <w:pPr>
-                              <w:pStyle w:val="Normal"/>
-                              <w:bidi w:val="1"/>
-                              <w:spacing w:lineRule="auto" w:line="240" w:before="0" w:after="0"/>
-                              <w:jc w:val="center"/>
-                              <w:rPr>
-                                <w:rFonts w:cs="arabswell_1"/>
-                                <w:b/>
-                                <w:bCs/>
-                                <w14:ligatures w14:val="standardContextual"/>
-                              </w:rPr>
-                            </w:pPr>
-                            <w:r>
-                              <w:rPr>
-                                <w:rFonts w:hint="cs" w:cs="arabswell_1"/>
-                                <w:b/>
-                                <w:b/>
-                                <w:bCs/>
-                                <w:rtl w:val="true"/>
-                              </w:rPr>
-                              <w:t>المديرية الإقليمية بتنغير</w:t>
-                            </w:r>
-                          </w:p>
-                          <w:p>
-                            <w:pPr>
-                              <w:pStyle w:val="Normal"/>
-                              <w:bidi w:val="1"/>
-                              <w:spacing w:lineRule="auto" w:line="240" w:before="0" w:after="0"/>
-                              <w:jc w:val="center"/>
-                              <w:rPr>
-                                <w:rFonts w:cs="arabswell_1"/>
-                                <w:b/>
-                                <w:bCs/>
-                                <w:sz w:val="21"/>
-                                <w:szCs w:val="21"/>
-                                <w:lang w:bidi="ar-MA"/>
-                              </w:rPr>
-                            </w:pPr>
-                            <w:r>
-                              <w:rPr>
-                                <w:rFonts w:hint="cs" w:cs="arabswell_1"/>
-                                <w:b/>
-                                <w:b/>
-                                <w:bCs/>
-                                <w:sz w:val="21"/>
-                                <w:szCs w:val="21"/>
-                                <w:rtl w:val="true"/>
-                                <w:lang w:bidi="ar-MA"/>
-                              </w:rPr>
-                              <w:t>الثانوية الإعدادية ألمدون</w:t>
-                            </w:r>
-                          </w:p>
-                        </w:txbxContent>
-                      </wps:txbx>
-                      <wps:bodyPr anchor="ctr">
-                        <a:noAutofit/>
-                      </wps:bodyPr>
-                    </wps:wsp>
-                  </wpg:wgp>
+                      </a:ln>
+                    </wps:spPr>
+                    <wps:style>
+                      <a:lnRef idx="0"/>
+                      <a:fillRef idx="0"/>
+                      <a:effectRef idx="0"/>
+                      <a:fontRef idx="minor"/>
+                    </wps:style>
+                    <wps:txbx>
+                      <w:txbxContent>
+                        <w:p>
+                          <w:pPr>
+                            <w:pStyle w:val="Caption"/>
+                            <w:rPr>
+                              <w:color w:val="000000"/>
+                            </w:rPr>
+                          </w:pPr>
+                          <w:r>
+                            <w:rPr>
+                              <w:color w:val="000000"/>
+                            </w:rPr>
+                          </w:r>
+                        </w:p>
+                      </w:txbxContent>
+                    </wps:txbx>
+                    <wps:bodyPr lIns="0" tIns="0" rIns="0" bIns="0" anchor="t">
+                      <a:noAutofit/>
+                    </wps:bodyPr>
+                  </wps:wsp>
                 </a:graphicData>
               </a:graphic>
             </wp:anchor>
@@ -2459,112 +2378,322 @@
         </mc:Choice>
         <mc:Fallback>
           <w:pict>
-            <v:group id="shape_0" alt="Group 2" style="position:absolute;margin-left:27.6pt;margin-top:-96.05pt;width:398.25pt;height:112.55pt" coordorigin="552,-1921" coordsize="7965,2251">
-              <v:shape id="shape_0" stroked="f" o:allowincell="f" style="position:absolute;left:1489;top:-1921;width:5959;height:980;mso-wrap-style:none;v-text-anchor:middle;mso-position-horizontal-relative:margin" type="_x0000_t75">
-                <v:imagedata r:id="rId2" o:detectmouseclick="t"/>
-                <v:stroke color="#3465a4" joinstyle="round" endcap="flat"/>
-                <w10:wrap type="none"/>
-              </v:shape>
-              <v:rect id="shape_0" stroked="f" o:allowincell="f" style="position:absolute;left:552;top:-1149;width:7964;height:1477;mso-wrap-style:square;v-text-anchor:middle;mso-position-horizontal-relative:margin">
-                <v:fill o:detectmouseclick="t" on="false"/>
-                <v:stroke color="#3465a4" weight="6480" joinstyle="round" endcap="flat"/>
-                <v:textbox>
-                  <w:txbxContent>
-                    <w:p>
-                      <w:pPr>
-                        <w:pStyle w:val="Normal"/>
-                        <w:bidi w:val="1"/>
-                        <w:spacing w:lineRule="auto" w:line="240" w:before="0" w:after="0"/>
-                        <w:jc w:val="center"/>
-                        <w:rPr>
-                          <w:rFonts w:cs="arabswell_1"/>
-                          <w:b/>
-                          <w:bCs/>
-                        </w:rPr>
-                      </w:pPr>
-                      <w:r>
-                        <w:rPr>
-                          <w:rFonts w:hint="cs" w:cs="arabswell_1"/>
-                          <w:b/>
-                          <w:b/>
-                          <w:bCs/>
-                          <w:rtl w:val="true"/>
-                        </w:rPr>
-                        <w:t xml:space="preserve">الأكاديمية الجهوية للتربية والتكوين لجهة </w:t>
-                      </w:r>
-                      <w:r>
-                        <w:rPr>
-                          <w:rFonts w:hint="cs" w:cs="arabswell_1"/>
-                          <w:b/>
-                          <w:b/>
-                          <w:bCs/>
-                          <w:rtl w:val="true"/>
-                          <w:lang w:bidi="ar-MA"/>
-                        </w:rPr>
-                        <w:t xml:space="preserve">درعة تافيلالت </w:t>
-                      </w:r>
-                    </w:p>
-                    <w:p>
-                      <w:pPr>
-                        <w:pStyle w:val="Normal"/>
-                        <w:bidi w:val="1"/>
-                        <w:spacing w:lineRule="auto" w:line="240" w:before="0" w:after="0"/>
-                        <w:jc w:val="center"/>
-                        <w:rPr>
-                          <w:rFonts w:cs="arabswell_1"/>
-                          <w:b/>
-                          <w:bCs/>
-                          <w14:ligatures w14:val="standardContextual"/>
-                        </w:rPr>
-                      </w:pPr>
-                      <w:r>
-                        <w:rPr>
-                          <w:rFonts w:hint="cs" w:cs="arabswell_1"/>
-                          <w:b/>
-                          <w:b/>
-                          <w:bCs/>
-                          <w:rtl w:val="true"/>
-                        </w:rPr>
-                        <w:t>المديرية الإقليمية بتنغير</w:t>
-                      </w:r>
-                    </w:p>
-                    <w:p>
-                      <w:pPr>
-                        <w:pStyle w:val="Normal"/>
-                        <w:bidi w:val="1"/>
-                        <w:spacing w:lineRule="auto" w:line="240" w:before="0" w:after="0"/>
-                        <w:jc w:val="center"/>
-                        <w:rPr>
-                          <w:rFonts w:cs="arabswell_1"/>
-                          <w:b/>
-                          <w:bCs/>
-                          <w:sz w:val="21"/>
-                          <w:szCs w:val="21"/>
-                          <w:lang w:bidi="ar-MA"/>
-                        </w:rPr>
-                      </w:pPr>
-                      <w:r>
-                        <w:rPr>
-                          <w:rFonts w:hint="cs" w:cs="arabswell_1"/>
-                          <w:b/>
-                          <w:b/>
-                          <w:bCs/>
-                          <w:sz w:val="21"/>
-                          <w:szCs w:val="21"/>
-                          <w:rtl w:val="true"/>
-                          <w:lang w:bidi="ar-MA"/>
-                        </w:rPr>
-                        <w:t>الثانوية الإعدادية ألمدون</w:t>
-                      </w:r>
-                    </w:p>
-                  </w:txbxContent>
-                </v:textbox>
-                <w10:wrap type="none"/>
-              </v:rect>
-            </v:group>
+            <v:rect id="shape_0" fillcolor="white" stroked="f" o:allowincell="f" style="position:absolute;margin-left:21pt;margin-top:-94.75pt;width:398.25pt;height:112.5pt;mso-wrap-style:none;v-text-anchor:middle">
+              <v:fill o:detectmouseclick="t" type="solid" color2="black"/>
+              <v:stroke color="#3465a4" joinstyle="round" endcap="flat"/>
+              <v:textbox>
+                <w:txbxContent>
+                  <w:p>
+                    <w:pPr>
+                      <w:pStyle w:val="Caption"/>
+                      <w:rPr>
+                        <w:color w:val="000000"/>
+                      </w:rPr>
+                    </w:pPr>
+                    <w:r>
+                      <w:rPr>
+                        <w:color w:val="000000"/>
+                      </w:rPr>
+                    </w:r>
+                  </w:p>
+                </w:txbxContent>
+              </v:textbox>
+              <w10:wrap type="square"/>
+            </v:rect>
           </w:pict>
         </mc:Fallback>
       </mc:AlternateContent>
+      <mc:AlternateContent>
+        <mc:Choice Requires="wps">
+          <w:drawing>
+            <wp:anchor distT="0" distB="0" distL="0" distR="0" simplePos="0" relativeHeight="6" behindDoc="1" locked="0" layoutInCell="0" allowOverlap="1">
+              <wp:simplePos x="0" y="0"/>
+              <wp:positionH relativeFrom="column">
+                <wp:posOffset>239395</wp:posOffset>
+              </wp:positionH>
+              <wp:positionV relativeFrom="paragraph">
+                <wp:posOffset>-709295</wp:posOffset>
+              </wp:positionV>
+              <wp:extent cx="5057775" cy="938530"/>
+              <wp:effectExtent l="635" t="0" r="0" b="0"/>
+              <wp:wrapSquare wrapText="bothSides"/>
+              <wp:docPr id="6" name="Zone de texte 1"/>
+              <a:graphic xmlns:a="http://schemas.openxmlformats.org/drawingml/2006/main">
+                <a:graphicData uri="http://schemas.microsoft.com/office/word/2010/wordprocessingShape">
+                  <wps:wsp>
+                    <wps:cNvSpPr/>
+                    <wps:spPr>
+                      <a:xfrm>
+                        <a:off x="0" y="0"/>
+                        <a:ext cx="5057640" cy="938520"/>
+                      </a:xfrm>
+                      <a:prstGeom prst="rect">
+                        <a:avLst/>
+                      </a:prstGeom>
+                      <a:noFill/>
+                      <a:ln w="6350">
+                        <a:noFill/>
+                      </a:ln>
+                    </wps:spPr>
+                    <wps:style>
+                      <a:lnRef idx="0"/>
+                      <a:fillRef idx="0"/>
+                      <a:effectRef idx="0"/>
+                      <a:fontRef idx="minor"/>
+                    </wps:style>
+                    <wps:txbx>
+                      <w:txbxContent>
+                        <w:p>
+                          <w:pPr>
+                            <w:pStyle w:val="Normal"/>
+                            <w:bidi w:val="1"/>
+                            <w:spacing w:lineRule="auto" w:line="240" w:before="0" w:after="0"/>
+                            <w:jc w:val="center"/>
+                            <w:rPr>
+                              <w:sz w:val="21"/>
+                              <w:szCs w:val="21"/>
+                            </w:rPr>
+                          </w:pPr>
+                          <w:r>
+                            <w:rPr>
+                              <w:rFonts w:hint="cs" w:cs="arabswell_1"/>
+                              <w:b/>
+                              <w:b/>
+                              <w:bCs/>
+                              <w:color w:val="000000"/>
+                              <w:sz w:val="21"/>
+                              <w:szCs w:val="21"/>
+                              <w:rtl w:val="true"/>
+                            </w:rPr>
+                            <w:t xml:space="preserve">الأكاديمية الجهوية للتربية والتكوين لجهة </w:t>
+                          </w:r>
+                          <w:r>
+                            <w:rPr>
+                              <w:rFonts w:hint="cs" w:cs="arabswell_1"/>
+                              <w:b/>
+                              <w:b/>
+                              <w:bCs/>
+                              <w:color w:val="000000"/>
+                              <w:sz w:val="21"/>
+                              <w:szCs w:val="21"/>
+                              <w:rtl w:val="true"/>
+                              <w:lang w:bidi="ar-MA"/>
+                            </w:rPr>
+                            <w:t xml:space="preserve">درعة تافيلالت </w:t>
+                          </w:r>
+                        </w:p>
+                        <w:p>
+                          <w:pPr>
+                            <w:pStyle w:val="Normal"/>
+                            <w:bidi w:val="1"/>
+                            <w:spacing w:lineRule="auto" w:line="240" w:before="0" w:after="0"/>
+                            <w:jc w:val="center"/>
+                            <w:rPr>
+                              <w:sz w:val="21"/>
+                              <w:szCs w:val="21"/>
+                            </w:rPr>
+                          </w:pPr>
+                          <w:r>
+                            <w:rPr>
+                              <w:rFonts w:hint="cs" w:cs="arabswell_1"/>
+                              <w:b/>
+                              <w:b/>
+                              <w:bCs/>
+                              <w:color w:val="000000"/>
+                              <w:sz w:val="21"/>
+                              <w:szCs w:val="21"/>
+                              <w:rtl w:val="true"/>
+                            </w:rPr>
+                            <w:t>المديرية الإقليمية بتنغير</w:t>
+                          </w:r>
+                        </w:p>
+                        <w:p>
+                          <w:pPr>
+                            <w:pStyle w:val="Normal"/>
+                            <w:bidi w:val="1"/>
+                            <w:spacing w:lineRule="auto" w:line="240" w:before="0" w:after="0"/>
+                            <w:jc w:val="center"/>
+                            <w:rPr>
+                              <w:sz w:val="21"/>
+                              <w:szCs w:val="21"/>
+                            </w:rPr>
+                          </w:pPr>
+                          <w:r>
+                            <w:rPr>
+                              <w:rFonts w:hint="cs" w:cs="arabswell_1"/>
+                              <w:b/>
+                              <w:b/>
+                              <w:bCs/>
+                              <w:color w:val="000000"/>
+                              <w:sz w:val="21"/>
+                              <w:szCs w:val="21"/>
+                              <w:rtl w:val="true"/>
+                              <w:lang w:bidi="ar-MA"/>
+                            </w:rPr>
+                            <w:t>الثانوية الإعدادية ألمدون</w:t>
+                          </w:r>
+                        </w:p>
+                      </w:txbxContent>
+                    </wps:txbx>
+                    <wps:bodyPr lIns="0" tIns="0" rIns="0" bIns="0" anchor="ctr">
+                      <a:noAutofit/>
+                    </wps:bodyPr>
+                  </wps:wsp>
+                </a:graphicData>
+              </a:graphic>
+            </wp:anchor>
+          </w:drawing>
+        </mc:Choice>
+        <mc:Fallback>
+          <w:pict>
+            <v:rect id="shape_0" stroked="f" o:allowincell="f" style="position:absolute;margin-left:18.85pt;margin-top:-55.85pt;width:398.2pt;height:73.85pt;mso-wrap-style:square;v-text-anchor:middle">
+              <v:fill o:detectmouseclick="t" on="false"/>
+              <v:stroke color="#3465a4" weight="6480" joinstyle="round" endcap="flat"/>
+              <v:textbox>
+                <w:txbxContent>
+                  <w:p>
+                    <w:pPr>
+                      <w:pStyle w:val="Normal"/>
+                      <w:bidi w:val="1"/>
+                      <w:spacing w:lineRule="auto" w:line="240" w:before="0" w:after="0"/>
+                      <w:jc w:val="center"/>
+                      <w:rPr>
+                        <w:sz w:val="21"/>
+                        <w:szCs w:val="21"/>
+                      </w:rPr>
+                    </w:pPr>
+                    <w:r>
+                      <w:rPr>
+                        <w:rFonts w:hint="cs" w:cs="arabswell_1"/>
+                        <w:b/>
+                        <w:b/>
+                        <w:bCs/>
+                        <w:color w:val="000000"/>
+                        <w:sz w:val="21"/>
+                        <w:szCs w:val="21"/>
+                        <w:rtl w:val="true"/>
+                      </w:rPr>
+                      <w:t xml:space="preserve">الأكاديمية الجهوية للتربية والتكوين لجهة </w:t>
+                    </w:r>
+                    <w:r>
+                      <w:rPr>
+                        <w:rFonts w:hint="cs" w:cs="arabswell_1"/>
+                        <w:b/>
+                        <w:b/>
+                        <w:bCs/>
+                        <w:color w:val="000000"/>
+                        <w:sz w:val="21"/>
+                        <w:szCs w:val="21"/>
+                        <w:rtl w:val="true"/>
+                        <w:lang w:bidi="ar-MA"/>
+                      </w:rPr>
+                      <w:t xml:space="preserve">درعة تافيلالت </w:t>
+                    </w:r>
+                  </w:p>
+                  <w:p>
+                    <w:pPr>
+                      <w:pStyle w:val="Normal"/>
+                      <w:bidi w:val="1"/>
+                      <w:spacing w:lineRule="auto" w:line="240" w:before="0" w:after="0"/>
+                      <w:jc w:val="center"/>
+                      <w:rPr>
+                        <w:sz w:val="21"/>
+                        <w:szCs w:val="21"/>
+                      </w:rPr>
+                    </w:pPr>
+                    <w:r>
+                      <w:rPr>
+                        <w:rFonts w:hint="cs" w:cs="arabswell_1"/>
+                        <w:b/>
+                        <w:b/>
+                        <w:bCs/>
+                        <w:color w:val="000000"/>
+                        <w:sz w:val="21"/>
+                        <w:szCs w:val="21"/>
+                        <w:rtl w:val="true"/>
+                      </w:rPr>
+                      <w:t>المديرية الإقليمية بتنغير</w:t>
+                    </w:r>
+                  </w:p>
+                  <w:p>
+                    <w:pPr>
+                      <w:pStyle w:val="Normal"/>
+                      <w:bidi w:val="1"/>
+                      <w:spacing w:lineRule="auto" w:line="240" w:before="0" w:after="0"/>
+                      <w:jc w:val="center"/>
+                      <w:rPr>
+                        <w:sz w:val="21"/>
+                        <w:szCs w:val="21"/>
+                      </w:rPr>
+                    </w:pPr>
+                    <w:r>
+                      <w:rPr>
+                        <w:rFonts w:hint="cs" w:cs="arabswell_1"/>
+                        <w:b/>
+                        <w:b/>
+                        <w:bCs/>
+                        <w:color w:val="000000"/>
+                        <w:sz w:val="21"/>
+                        <w:szCs w:val="21"/>
+                        <w:rtl w:val="true"/>
+                        <w:lang w:bidi="ar-MA"/>
+                      </w:rPr>
+                      <w:t>الثانوية الإعدادية ألمدون</w:t>
+                    </w:r>
+                  </w:p>
+                </w:txbxContent>
+              </v:textbox>
+              <w10:wrap type="square"/>
+            </v:rect>
+          </w:pict>
+        </mc:Fallback>
+      </mc:AlternateContent>
+      <w:drawing>
+        <wp:anchor distT="0" distB="0" distL="0" distR="0" simplePos="0" relativeHeight="7" behindDoc="0" locked="0" layoutInCell="0" allowOverlap="1">
+          <wp:simplePos x="0" y="0"/>
+          <wp:positionH relativeFrom="column">
+            <wp:posOffset>832485</wp:posOffset>
+          </wp:positionH>
+          <wp:positionV relativeFrom="paragraph">
+            <wp:posOffset>-1296035</wp:posOffset>
+          </wp:positionV>
+          <wp:extent cx="3784600" cy="621665"/>
+          <wp:effectExtent l="0" t="0" r="0" b="0"/>
+          <wp:wrapSquare wrapText="largest"/>
+          <wp:docPr id="7" name="Image 2"/>
+          <wp:cNvGraphicFramePr>
+            <a:graphicFrameLocks xmlns:a="http://schemas.openxmlformats.org/drawingml/2006/main" noChangeAspect="1"/>
+          </wp:cNvGraphicFramePr>
+          <a:graphic xmlns:a="http://schemas.openxmlformats.org/drawingml/2006/main">
+            <a:graphicData uri="http://schemas.openxmlformats.org/drawingml/2006/picture">
+              <pic:pic xmlns:pic="http://schemas.openxmlformats.org/drawingml/2006/picture">
+                <pic:nvPicPr>
+                  <pic:cNvPr id="7" name="Image 2"/>
+                  <pic:cNvPicPr>
+                    <a:picLocks noChangeAspect="1" noChangeArrowheads="1"/>
+                  </pic:cNvPicPr>
+                </pic:nvPicPr>
+                <pic:blipFill>
+                  <a:blip r:embed="rId1"/>
+                  <a:stretch>
+                    <a:fillRect/>
+                  </a:stretch>
+                </pic:blipFill>
+                <pic:spPr bwMode="auto">
+                  <a:xfrm>
+                    <a:off x="0" y="0"/>
+                    <a:ext cx="3784600" cy="621665"/>
+                  </a:xfrm>
+                  <a:prstGeom prst="rect">
+                    <a:avLst/>
+                  </a:prstGeom>
+                  <a:noFill/>
+                </pic:spPr>
+              </pic:pic>
+            </a:graphicData>
+          </a:graphic>
+        </wp:anchor>
+      </w:drawing>
     </w:r>
   </w:p>
 </w:hdr>
@@ -2575,7 +2704,7 @@
   <w:docDefaults>
     <w:rPrDefault>
       <w:rPr>
-        <w:rFonts w:ascii="Calibri" w:hAnsi="Calibri" w:eastAsia="Calibri" w:cs="Arial" w:asciiTheme="minorHAnsi" w:cstheme="minorBidi" w:eastAsiaTheme="minorHAnsi" w:hAnsiTheme="minorHAnsi"/>
+        <w:rFonts w:ascii="Calibri" w:hAnsi="Calibri" w:eastAsia="Calibri" w:cs="" w:asciiTheme="minorHAnsi" w:cstheme="minorBidi" w:eastAsiaTheme="minorHAnsi" w:hAnsiTheme="minorHAnsi"/>
         <w:sz w:val="22"/>
         <w:szCs w:val="22"/>
         <w:lang w:val="en-IN" w:eastAsia="en-US" w:bidi="ar-SA"/>
@@ -2971,12 +3100,13 @@
     <w:rsid w:val="004f4792"/>
     <w:pPr>
       <w:widowControl/>
+      <w:suppressAutoHyphens w:val="true"/>
       <w:bidi w:val="0"/>
       <w:spacing w:lineRule="auto" w:line="259" w:before="0" w:after="160"/>
       <w:jc w:val="start"/>
     </w:pPr>
     <w:rPr>
-      <w:rFonts w:ascii="Calibri" w:hAnsi="Calibri" w:eastAsia="Calibri" w:cs="Arial" w:asciiTheme="minorHAnsi" w:cstheme="minorBidi" w:eastAsiaTheme="minorHAnsi" w:hAnsiTheme="minorHAnsi"/>
+      <w:rFonts w:ascii="Calibri" w:hAnsi="Calibri" w:eastAsia="Calibri" w:cs="" w:asciiTheme="minorHAnsi" w:cstheme="minorBidi" w:eastAsiaTheme="minorHAnsi" w:hAnsiTheme="minorHAnsi"/>
       <w:color w:val="auto"/>
       <w:kern w:val="0"/>
       <w:sz w:val="22"/>
@@ -2998,7 +3128,7 @@
       <w:outlineLvl w:val="0"/>
     </w:pPr>
     <w:rPr>
-      <w:rFonts w:ascii="Calibri Light" w:hAnsi="Calibri Light" w:eastAsia="" w:cs="Times New Roman" w:asciiTheme="majorHAnsi" w:cstheme="majorBidi" w:eastAsiaTheme="majorEastAsia" w:hAnsiTheme="majorHAnsi"/>
+      <w:rFonts w:ascii="Calibri Light" w:hAnsi="Calibri Light" w:eastAsia="" w:cs="" w:asciiTheme="majorHAnsi" w:cstheme="majorBidi" w:eastAsiaTheme="majorEastAsia" w:hAnsiTheme="majorHAnsi"/>
       <w:color w:themeColor="accent1" w:themeShade="bf" w:val="2F5496"/>
       <w:sz w:val="32"/>
       <w:szCs w:val="32"/>
@@ -3041,7 +3171,7 @@
       <w:outlineLvl w:val="2"/>
     </w:pPr>
     <w:rPr>
-      <w:rFonts w:ascii="Calibri Light" w:hAnsi="Calibri Light" w:eastAsia="" w:cs="Times New Roman" w:asciiTheme="majorHAnsi" w:cstheme="majorBidi" w:eastAsiaTheme="majorEastAsia" w:hAnsiTheme="majorHAnsi"/>
+      <w:rFonts w:ascii="Calibri Light" w:hAnsi="Calibri Light" w:eastAsia="" w:cs="" w:asciiTheme="majorHAnsi" w:cstheme="majorBidi" w:eastAsiaTheme="majorEastAsia" w:hAnsiTheme="majorHAnsi"/>
       <w:color w:themeColor="accent1" w:themeShade="7f" w:val="1F3763"/>
       <w:sz w:val="24"/>
       <w:szCs w:val="24"/>
@@ -3064,7 +3194,7 @@
       <w:outlineLvl w:val="3"/>
     </w:pPr>
     <w:rPr>
-      <w:rFonts w:ascii="Calibri Light" w:hAnsi="Calibri Light" w:eastAsia="" w:cs="Times New Roman" w:asciiTheme="majorHAnsi" w:cstheme="majorBidi" w:eastAsiaTheme="majorEastAsia" w:hAnsiTheme="majorHAnsi"/>
+      <w:rFonts w:ascii="Calibri Light" w:hAnsi="Calibri Light" w:eastAsia="" w:cs="" w:asciiTheme="majorHAnsi" w:cstheme="majorBidi" w:eastAsiaTheme="majorEastAsia" w:hAnsiTheme="majorHAnsi"/>
       <w:i/>
       <w:iCs/>
       <w:color w:themeColor="accent1" w:themeShade="bf" w:val="2F5496"/>
@@ -3085,7 +3215,7 @@
       <w:outlineLvl w:val="4"/>
     </w:pPr>
     <w:rPr>
-      <w:rFonts w:ascii="Calibri Light" w:hAnsi="Calibri Light" w:eastAsia="" w:cs="Times New Roman" w:asciiTheme="majorHAnsi" w:cstheme="majorBidi" w:eastAsiaTheme="majorEastAsia" w:hAnsiTheme="majorHAnsi"/>
+      <w:rFonts w:ascii="Calibri Light" w:hAnsi="Calibri Light" w:eastAsia="" w:cs="" w:asciiTheme="majorHAnsi" w:cstheme="majorBidi" w:eastAsiaTheme="majorEastAsia" w:hAnsiTheme="majorHAnsi"/>
       <w:color w:themeColor="accent1" w:themeShade="bf" w:val="2F5496"/>
       <w:lang w:val="fr-FR"/>
     </w:rPr>
@@ -3105,7 +3235,7 @@
       <w:outlineLvl w:val="5"/>
     </w:pPr>
     <w:rPr>
-      <w:rFonts w:ascii="Calibri Light" w:hAnsi="Calibri Light" w:eastAsia="" w:cs="Times New Roman" w:asciiTheme="majorHAnsi" w:cstheme="majorBidi" w:eastAsiaTheme="majorEastAsia" w:hAnsiTheme="majorHAnsi"/>
+      <w:rFonts w:ascii="Calibri Light" w:hAnsi="Calibri Light" w:eastAsia="" w:cs="" w:asciiTheme="majorHAnsi" w:cstheme="majorBidi" w:eastAsiaTheme="majorEastAsia" w:hAnsiTheme="majorHAnsi"/>
       <w:color w:themeColor="accent1" w:themeShade="7f" w:val="1F3763"/>
       <w:lang w:val="fr-FR"/>
     </w:rPr>
@@ -3149,7 +3279,7 @@
       <w:outlineLvl w:val="7"/>
     </w:pPr>
     <w:rPr>
-      <w:rFonts w:ascii="Calibri Light" w:hAnsi="Calibri Light" w:eastAsia="" w:cs="Times New Roman" w:asciiTheme="majorHAnsi" w:cstheme="majorBidi" w:eastAsiaTheme="majorEastAsia" w:hAnsiTheme="majorHAnsi"/>
+      <w:rFonts w:ascii="Calibri Light" w:hAnsi="Calibri Light" w:eastAsia="" w:cs="" w:asciiTheme="majorHAnsi" w:cstheme="majorBidi" w:eastAsiaTheme="majorEastAsia" w:hAnsiTheme="majorHAnsi"/>
       <w:color w:themeColor="text1" w:themeTint="d8" w:val="272727"/>
       <w:sz w:val="21"/>
       <w:szCs w:val="21"/>
@@ -3172,7 +3302,7 @@
       <w:outlineLvl w:val="8"/>
     </w:pPr>
     <w:rPr>
-      <w:rFonts w:ascii="Calibri Light" w:hAnsi="Calibri Light" w:eastAsia="" w:cs="Times New Roman" w:asciiTheme="majorHAnsi" w:cstheme="majorBidi" w:eastAsiaTheme="majorEastAsia" w:hAnsiTheme="majorHAnsi"/>
+      <w:rFonts w:ascii="Calibri Light" w:hAnsi="Calibri Light" w:eastAsia="" w:cs="" w:asciiTheme="majorHAnsi" w:cstheme="majorBidi" w:eastAsiaTheme="majorEastAsia" w:hAnsiTheme="majorHAnsi"/>
       <w:i/>
       <w:iCs/>
       <w:color w:themeColor="text1" w:themeTint="d8" w:val="272727"/>
@@ -3195,7 +3325,7 @@
     <w:qFormat/>
     <w:rsid w:val="007215fe"/>
     <w:rPr>
-      <w:rFonts w:ascii="Calibri Light" w:hAnsi="Calibri Light" w:eastAsia="" w:cs="Times New Roman" w:asciiTheme="majorHAnsi" w:cstheme="majorBidi" w:eastAsiaTheme="majorEastAsia" w:hAnsiTheme="majorHAnsi"/>
+      <w:rFonts w:ascii="Calibri Light" w:hAnsi="Calibri Light" w:eastAsia="" w:cs="" w:asciiTheme="majorHAnsi" w:cstheme="majorBidi" w:eastAsiaTheme="majorEastAsia" w:hAnsiTheme="majorHAnsi"/>
       <w:color w:themeColor="accent1" w:themeShade="bf" w:val="2F5496"/>
       <w:sz w:val="32"/>
       <w:szCs w:val="32"/>
@@ -3222,7 +3352,7 @@
     <w:qFormat/>
     <w:rsid w:val="007215fe"/>
     <w:rPr>
-      <w:rFonts w:ascii="Calibri Light" w:hAnsi="Calibri Light" w:eastAsia="" w:cs="Times New Roman" w:asciiTheme="majorHAnsi" w:cstheme="majorBidi" w:eastAsiaTheme="majorEastAsia" w:hAnsiTheme="majorHAnsi"/>
+      <w:rFonts w:ascii="Calibri Light" w:hAnsi="Calibri Light" w:eastAsia="" w:cs="" w:asciiTheme="majorHAnsi" w:cstheme="majorBidi" w:eastAsiaTheme="majorEastAsia" w:hAnsiTheme="majorHAnsi"/>
       <w:color w:themeColor="accent1" w:themeShade="bf" w:val="2F5496"/>
       <w:lang w:val="fr-FR"/>
     </w:rPr>
@@ -3234,7 +3364,7 @@
     <w:qFormat/>
     <w:rsid w:val="007215fe"/>
     <w:rPr>
-      <w:rFonts w:ascii="Calibri Light" w:hAnsi="Calibri Light" w:eastAsia="" w:cs="Times New Roman" w:asciiTheme="majorHAnsi" w:cstheme="majorBidi" w:eastAsiaTheme="majorEastAsia" w:hAnsiTheme="majorHAnsi"/>
+      <w:rFonts w:ascii="Calibri Light" w:hAnsi="Calibri Light" w:eastAsia="" w:cs="" w:asciiTheme="majorHAnsi" w:cstheme="majorBidi" w:eastAsiaTheme="majorEastAsia" w:hAnsiTheme="majorHAnsi"/>
       <w:color w:themeColor="accent1" w:themeShade="7f" w:val="1F3763"/>
       <w:lang w:val="fr-FR"/>
     </w:rPr>
@@ -3332,12 +3462,18 @@
   </w:style>
   <w:style w:type="character" w:styleId="FootnoteCharacters">
     <w:name w:val="Footnote Characters"/>
-    <w:basedOn w:val="DefaultParagraphFont"/>
     <w:uiPriority w:val="99"/>
     <w:semiHidden/>
     <w:unhideWhenUsed/>
     <w:qFormat/>
     <w:rsid w:val="007215fe"/>
+    <w:rPr>
+      <w:vertAlign w:val="superscript"/>
+    </w:rPr>
+  </w:style>
+  <w:style w:type="character" w:styleId="FootnoteCharactersuser">
+    <w:name w:val="Footnote Characters (user)"/>
+    <w:qFormat/>
     <w:rPr>
       <w:vertAlign w:val="superscript"/>
     </w:rPr>
@@ -3559,7 +3695,7 @@
     <w:qFormat/>
     <w:rsid w:val="00a3158a"/>
     <w:rPr>
-      <w:rFonts w:ascii="Calibri Light" w:hAnsi="Calibri Light" w:eastAsia="" w:cs="Times New Roman" w:asciiTheme="majorHAnsi" w:cstheme="majorBidi" w:eastAsiaTheme="majorEastAsia" w:hAnsiTheme="majorHAnsi"/>
+      <w:rFonts w:ascii="Calibri Light" w:hAnsi="Calibri Light" w:eastAsia="" w:cs="" w:asciiTheme="majorHAnsi" w:cstheme="majorBidi" w:eastAsiaTheme="majorEastAsia" w:hAnsiTheme="majorHAnsi"/>
       <w:color w:themeColor="accent1" w:themeShade="7f" w:val="1F3763"/>
       <w:sz w:val="24"/>
       <w:szCs w:val="24"/>
@@ -3574,7 +3710,7 @@
     <w:qFormat/>
     <w:rsid w:val="00a3158a"/>
     <w:rPr>
-      <w:rFonts w:ascii="Calibri Light" w:hAnsi="Calibri Light" w:eastAsia="" w:cs="Times New Roman" w:asciiTheme="majorHAnsi" w:cstheme="majorBidi" w:eastAsiaTheme="majorEastAsia" w:hAnsiTheme="majorHAnsi"/>
+      <w:rFonts w:ascii="Calibri Light" w:hAnsi="Calibri Light" w:eastAsia="" w:cs="" w:asciiTheme="majorHAnsi" w:cstheme="majorBidi" w:eastAsiaTheme="majorEastAsia" w:hAnsiTheme="majorHAnsi"/>
       <w:i/>
       <w:iCs/>
       <w:color w:themeColor="accent1" w:themeShade="bf" w:val="2F5496"/>
@@ -3589,7 +3725,7 @@
     <w:qFormat/>
     <w:rsid w:val="00a3158a"/>
     <w:rPr>
-      <w:rFonts w:ascii="Calibri Light" w:hAnsi="Calibri Light" w:eastAsia="" w:cs="Times New Roman" w:asciiTheme="majorHAnsi" w:cstheme="majorBidi" w:eastAsiaTheme="majorEastAsia" w:hAnsiTheme="majorHAnsi"/>
+      <w:rFonts w:ascii="Calibri Light" w:hAnsi="Calibri Light" w:eastAsia="" w:cs="" w:asciiTheme="majorHAnsi" w:cstheme="majorBidi" w:eastAsiaTheme="majorEastAsia" w:hAnsiTheme="majorHAnsi"/>
       <w:color w:themeColor="text1" w:themeTint="d8" w:val="272727"/>
       <w:sz w:val="21"/>
       <w:szCs w:val="21"/>
@@ -3604,7 +3740,7 @@
     <w:qFormat/>
     <w:rsid w:val="00a3158a"/>
     <w:rPr>
-      <w:rFonts w:ascii="Calibri Light" w:hAnsi="Calibri Light" w:eastAsia="" w:cs="Times New Roman" w:asciiTheme="majorHAnsi" w:cstheme="majorBidi" w:eastAsiaTheme="majorEastAsia" w:hAnsiTheme="majorHAnsi"/>
+      <w:rFonts w:ascii="Calibri Light" w:hAnsi="Calibri Light" w:eastAsia="" w:cs="" w:asciiTheme="majorHAnsi" w:cstheme="majorBidi" w:eastAsiaTheme="majorEastAsia" w:hAnsiTheme="majorHAnsi"/>
       <w:i/>
       <w:iCs/>
       <w:color w:themeColor="text1" w:themeTint="d8" w:val="272727"/>
@@ -4251,6 +4387,13 @@
   </w:style>
   <w:style w:type="paragraph" w:styleId="FrameContents">
     <w:name w:val="Frame Contents"/>
+    <w:basedOn w:val="Normal"/>
+    <w:qFormat/>
+    <w:pPr/>
+    <w:rPr/>
+  </w:style>
+  <w:style w:type="paragraph" w:styleId="FrameContentsuser">
+    <w:name w:val="Frame Contents (user)"/>
     <w:basedOn w:val="Normal"/>
     <w:qFormat/>
     <w:pPr/>
